--- a/dossier-deets-apprentissage/word/16_Modalites_activites_culturelles_et_sportives.docx
+++ b/dossier-deets-apprentissage/word/16_Modalites_activites_culturelles_et_sportives.docx
@@ -8,27 +8,38 @@
       </w:pPr>
       <w:r>
         <w:rPr>
-          <w:rFonts w:ascii="Arial" w:cs="Arial" w:eastAsia="Arial" w:hAnsi="Arial"/>
+          <w:rFonts w:ascii="Montserrat" w:cs="Montserrat" w:eastAsia="Montserrat" w:hAnsi="Montserrat"/>
           <w:b/>
           <w:bCs/>
-          <w:color w:val="1F3A5F"/>
-          <w:sz w:val="36"/>
-          <w:szCs w:val="36"/>
-        </w:rPr>
-        <w:t xml:space="preserve">YEBA FORMATIONS</w:t>
+          <w:color w:val="1B3A6B"/>
+          <w:sz w:val="40"/>
+          <w:szCs w:val="40"/>
+        </w:rPr>
+        <w:t xml:space="preserve">YEBA</w:t>
+      </w:r>
+      <w:r>
+        <w:rPr>
+          <w:rFonts w:ascii="Montserrat" w:cs="Montserrat" w:eastAsia="Montserrat" w:hAnsi="Montserrat"/>
+          <w:b/>
+          <w:bCs/>
+          <w:color w:val="C9AB4C"/>
+          <w:sz w:val="40"/>
+          <w:szCs w:val="40"/>
+        </w:rPr>
+        <w:t xml:space="preserve">  FORMATIONS</w:t>
       </w:r>
     </w:p>
     <w:p>
       <w:pPr>
         <w:pBdr>
-          <w:bottom w:val="single" w:color="C8691C" w:sz="12" w:space="6"/>
+          <w:bottom w:val="single" w:color="C9AB4C" w:sz="12" w:space="6"/>
         </w:pBdr>
         <w:spacing w:after="240"/>
       </w:pPr>
       <w:r>
         <w:rPr>
-          <w:rFonts w:ascii="Arial" w:cs="Arial" w:eastAsia="Arial" w:hAnsi="Arial"/>
-          <w:color w:val="595959"/>
+          <w:rFonts w:ascii="Inter" w:cs="Inter" w:eastAsia="Inter" w:hAnsi="Inter"/>
+          <w:color w:val="4D4D4D"/>
           <w:sz w:val="20"/>
           <w:szCs w:val="20"/>
         </w:rPr>
@@ -41,10 +52,10 @@
       </w:pPr>
       <w:r>
         <w:rPr>
-          <w:rFonts w:ascii="Arial" w:cs="Arial" w:eastAsia="Arial" w:hAnsi="Arial"/>
+          <w:rFonts w:ascii="Montserrat" w:cs="Montserrat" w:eastAsia="Montserrat" w:hAnsi="Montserrat"/>
           <w:b/>
           <w:bCs/>
-          <w:color w:val="C8691C"/>
+          <w:color w:val="4D4D4D"/>
           <w:sz w:val="24"/>
           <w:szCs w:val="24"/>
         </w:rPr>
@@ -57,10 +68,10 @@
       </w:pPr>
       <w:r>
         <w:rPr>
-          <w:rFonts w:ascii="Arial" w:cs="Arial" w:eastAsia="Arial" w:hAnsi="Arial"/>
+          <w:rFonts w:ascii="Montserrat" w:cs="Montserrat" w:eastAsia="Montserrat" w:hAnsi="Montserrat"/>
           <w:b/>
           <w:bCs/>
-          <w:color w:val="1F3A5F"/>
+          <w:color w:val="1B3A6B"/>
           <w:sz w:val="32"/>
           <w:szCs w:val="32"/>
         </w:rPr>
@@ -91,21 +102,21 @@
         <w:tc>
           <w:tcPr>
             <w:tcW w:type="dxa" w:w="2600"/>
-            <w:shd w:fill="1F3A5F" w:color="auto" w:val="clear"/>
-            <w:tcMar>
-              <w:top w:type="dxa" w:w="60"/>
-              <w:left w:type="dxa" w:w="90"/>
-              <w:bottom w:type="dxa" w:w="60"/>
-              <w:right w:type="dxa" w:w="90"/>
-            </w:tcMar>
-          </w:tcPr>
-          <w:p>
-            <w:pPr>
-              <w:spacing w:after="40"/>
-            </w:pPr>
-            <w:r>
-              <w:rPr>
-                <w:rFonts w:ascii="Arial" w:cs="Arial" w:eastAsia="Arial" w:hAnsi="Arial"/>
+            <w:shd w:fill="1B3A6B" w:color="auto" w:val="clear"/>
+            <w:tcMar>
+              <w:top w:type="dxa" w:w="60"/>
+              <w:left w:type="dxa" w:w="90"/>
+              <w:bottom w:type="dxa" w:w="60"/>
+              <w:right w:type="dxa" w:w="90"/>
+            </w:tcMar>
+          </w:tcPr>
+          <w:p>
+            <w:pPr>
+              <w:spacing w:after="40"/>
+            </w:pPr>
+            <w:r>
+              <w:rPr>
+                <w:rFonts w:ascii="Inter" w:cs="Inter" w:eastAsia="Inter" w:hAnsi="Inter"/>
                 <w:b/>
                 <w:bCs/>
                 <w:color w:val="FFFFFF"/>
@@ -117,21 +128,21 @@
         <w:tc>
           <w:tcPr>
             <w:tcW w:type="dxa" w:w="7038"/>
-            <w:shd w:fill="1F3A5F" w:color="auto" w:val="clear"/>
-            <w:tcMar>
-              <w:top w:type="dxa" w:w="60"/>
-              <w:left w:type="dxa" w:w="90"/>
-              <w:bottom w:type="dxa" w:w="60"/>
-              <w:right w:type="dxa" w:w="90"/>
-            </w:tcMar>
-          </w:tcPr>
-          <w:p>
-            <w:pPr>
-              <w:spacing w:after="40"/>
-            </w:pPr>
-            <w:r>
-              <w:rPr>
-                <w:rFonts w:ascii="Arial" w:cs="Arial" w:eastAsia="Arial" w:hAnsi="Arial"/>
+            <w:shd w:fill="1B3A6B" w:color="auto" w:val="clear"/>
+            <w:tcMar>
+              <w:top w:type="dxa" w:w="60"/>
+              <w:left w:type="dxa" w:w="90"/>
+              <w:bottom w:type="dxa" w:w="60"/>
+              <w:right w:type="dxa" w:w="90"/>
+            </w:tcMar>
+          </w:tcPr>
+          <w:p>
+            <w:pPr>
+              <w:spacing w:after="40"/>
+            </w:pPr>
+            <w:r>
+              <w:rPr>
+                <w:rFonts w:ascii="Inter" w:cs="Inter" w:eastAsia="Inter" w:hAnsi="Inter"/>
                 <w:b/>
                 <w:bCs/>
                 <w:color w:val="FFFFFF"/>
@@ -161,7 +172,7 @@
             </w:pPr>
             <w:r>
               <w:rPr>
-                <w:rFonts w:ascii="Arial" w:cs="Arial" w:eastAsia="Arial" w:hAnsi="Arial"/>
+                <w:rFonts w:ascii="Inter" w:cs="Inter" w:eastAsia="Inter" w:hAnsi="Inter"/>
               </w:rPr>
               <w:t xml:space="preserve">Destinataire</w:t>
             </w:r>
@@ -183,7 +194,7 @@
             </w:pPr>
             <w:r>
               <w:rPr>
-                <w:rFonts w:ascii="Arial" w:cs="Arial" w:eastAsia="Arial" w:hAnsi="Arial"/>
+                <w:rFonts w:ascii="Inter" w:cs="Inter" w:eastAsia="Inter" w:hAnsi="Inter"/>
               </w:rPr>
               <w:t xml:space="preserve">DEETS La Réunion — Service de contrôle de la formation professionnelle</w:t>
             </w:r>
@@ -197,21 +208,21 @@
         <w:tc>
           <w:tcPr>
             <w:tcW w:type="dxa" w:w="2600"/>
-            <w:shd w:fill="EAF0F6" w:color="auto" w:val="clear"/>
-            <w:tcMar>
-              <w:top w:type="dxa" w:w="60"/>
-              <w:left w:type="dxa" w:w="90"/>
-              <w:bottom w:type="dxa" w:w="60"/>
-              <w:right w:type="dxa" w:w="90"/>
-            </w:tcMar>
-          </w:tcPr>
-          <w:p>
-            <w:pPr>
-              <w:spacing w:after="40"/>
-            </w:pPr>
-            <w:r>
-              <w:rPr>
-                <w:rFonts w:ascii="Arial" w:cs="Arial" w:eastAsia="Arial" w:hAnsi="Arial"/>
+            <w:shd w:fill="EEF1F6" w:color="auto" w:val="clear"/>
+            <w:tcMar>
+              <w:top w:type="dxa" w:w="60"/>
+              <w:left w:type="dxa" w:w="90"/>
+              <w:bottom w:type="dxa" w:w="60"/>
+              <w:right w:type="dxa" w:w="90"/>
+            </w:tcMar>
+          </w:tcPr>
+          <w:p>
+            <w:pPr>
+              <w:spacing w:after="40"/>
+            </w:pPr>
+            <w:r>
+              <w:rPr>
+                <w:rFonts w:ascii="Inter" w:cs="Inter" w:eastAsia="Inter" w:hAnsi="Inter"/>
               </w:rPr>
               <w:t xml:space="preserve">Référence</w:t>
             </w:r>
@@ -220,21 +231,21 @@
         <w:tc>
           <w:tcPr>
             <w:tcW w:type="dxa" w:w="7038"/>
-            <w:shd w:fill="EAF0F6" w:color="auto" w:val="clear"/>
-            <w:tcMar>
-              <w:top w:type="dxa" w:w="60"/>
-              <w:left w:type="dxa" w:w="90"/>
-              <w:bottom w:type="dxa" w:w="60"/>
-              <w:right w:type="dxa" w:w="90"/>
-            </w:tcMar>
-          </w:tcPr>
-          <w:p>
-            <w:pPr>
-              <w:spacing w:after="40"/>
-            </w:pPr>
-            <w:r>
-              <w:rPr>
-                <w:rFonts w:ascii="Arial" w:cs="Arial" w:eastAsia="Arial" w:hAnsi="Arial"/>
+            <w:shd w:fill="EEF1F6" w:color="auto" w:val="clear"/>
+            <w:tcMar>
+              <w:top w:type="dxa" w:w="60"/>
+              <w:left w:type="dxa" w:w="90"/>
+              <w:bottom w:type="dxa" w:w="60"/>
+              <w:right w:type="dxa" w:w="90"/>
+            </w:tcMar>
+          </w:tcPr>
+          <w:p>
+            <w:pPr>
+              <w:spacing w:after="40"/>
+            </w:pPr>
+            <w:r>
+              <w:rPr>
+                <w:rFonts w:ascii="Inter" w:cs="Inter" w:eastAsia="Inter" w:hAnsi="Inter"/>
               </w:rPr>
               <w:t xml:space="preserve">Courriel de la DEETS du 20 octobre 2026 — instruction au titre de l’article L.6351-5 du Code du travail</w:t>
             </w:r>
@@ -261,7 +272,7 @@
             </w:pPr>
             <w:r>
               <w:rPr>
-                <w:rFonts w:ascii="Arial" w:cs="Arial" w:eastAsia="Arial" w:hAnsi="Arial"/>
+                <w:rFonts w:ascii="Inter" w:cs="Inter" w:eastAsia="Inter" w:hAnsi="Inter"/>
               </w:rPr>
               <w:t xml:space="preserve">Objet de la pièce</w:t>
             </w:r>
@@ -283,7 +294,7 @@
             </w:pPr>
             <w:r>
               <w:rPr>
-                <w:rFonts w:ascii="Arial" w:cs="Arial" w:eastAsia="Arial" w:hAnsi="Arial"/>
+                <w:rFonts w:ascii="Inter" w:cs="Inter" w:eastAsia="Inter" w:hAnsi="Inter"/>
               </w:rPr>
               <w:t xml:space="preserve">Programme annuel d’activités culturelles et sportives, organisation et financement.</w:t>
             </w:r>
@@ -297,21 +308,21 @@
         <w:tc>
           <w:tcPr>
             <w:tcW w:type="dxa" w:w="2600"/>
-            <w:shd w:fill="EAF0F6" w:color="auto" w:val="clear"/>
-            <w:tcMar>
-              <w:top w:type="dxa" w:w="60"/>
-              <w:left w:type="dxa" w:w="90"/>
-              <w:bottom w:type="dxa" w:w="60"/>
-              <w:right w:type="dxa" w:w="90"/>
-            </w:tcMar>
-          </w:tcPr>
-          <w:p>
-            <w:pPr>
-              <w:spacing w:after="40"/>
-            </w:pPr>
-            <w:r>
-              <w:rPr>
-                <w:rFonts w:ascii="Arial" w:cs="Arial" w:eastAsia="Arial" w:hAnsi="Arial"/>
+            <w:shd w:fill="EEF1F6" w:color="auto" w:val="clear"/>
+            <w:tcMar>
+              <w:top w:type="dxa" w:w="60"/>
+              <w:left w:type="dxa" w:w="90"/>
+              <w:bottom w:type="dxa" w:w="60"/>
+              <w:right w:type="dxa" w:w="90"/>
+            </w:tcMar>
+          </w:tcPr>
+          <w:p>
+            <w:pPr>
+              <w:spacing w:after="40"/>
+            </w:pPr>
+            <w:r>
+              <w:rPr>
+                <w:rFonts w:ascii="Inter" w:cs="Inter" w:eastAsia="Inter" w:hAnsi="Inter"/>
               </w:rPr>
               <w:t xml:space="preserve">Organisme</w:t>
             </w:r>
@@ -320,23 +331,23 @@
         <w:tc>
           <w:tcPr>
             <w:tcW w:type="dxa" w:w="7038"/>
-            <w:shd w:fill="EAF0F6" w:color="auto" w:val="clear"/>
-            <w:tcMar>
-              <w:top w:type="dxa" w:w="60"/>
-              <w:left w:type="dxa" w:w="90"/>
-              <w:bottom w:type="dxa" w:w="60"/>
-              <w:right w:type="dxa" w:w="90"/>
-            </w:tcMar>
-          </w:tcPr>
-          <w:p>
-            <w:pPr>
-              <w:spacing w:after="40"/>
-            </w:pPr>
-            <w:r>
-              <w:rPr>
-                <w:rFonts w:ascii="Arial" w:cs="Arial" w:eastAsia="Arial" w:hAnsi="Arial"/>
-              </w:rPr>
-              <w:t xml:space="preserve">YEBA FORMATIONS — SIRET 814 622 262 00032 — NDA 04973676397</w:t>
+            <w:shd w:fill="EEF1F6" w:color="auto" w:val="clear"/>
+            <w:tcMar>
+              <w:top w:type="dxa" w:w="60"/>
+              <w:left w:type="dxa" w:w="90"/>
+              <w:bottom w:type="dxa" w:w="60"/>
+              <w:right w:type="dxa" w:w="90"/>
+            </w:tcMar>
+          </w:tcPr>
+          <w:p>
+            <w:pPr>
+              <w:spacing w:after="40"/>
+            </w:pPr>
+            <w:r>
+              <w:rPr>
+                <w:rFonts w:ascii="Inter" w:cs="Inter" w:eastAsia="Inter" w:hAnsi="Inter"/>
+              </w:rPr>
+              <w:t xml:space="preserve">YEBA FORMATIONS — SIRET 814 622 262 00032 — NDA 04973676397 — UAI 9742022E</w:t>
             </w:r>
           </w:p>
         </w:tc>
@@ -361,9 +372,9 @@
             </w:pPr>
             <w:r>
               <w:rPr>
-                <w:rFonts w:ascii="Arial" w:cs="Arial" w:eastAsia="Arial" w:hAnsi="Arial"/>
-              </w:rPr>
-              <w:t xml:space="preserve">Certification Qualiopi</w:t>
+                <w:rFonts w:ascii="Inter" w:cs="Inter" w:eastAsia="Inter" w:hAnsi="Inter"/>
+              </w:rPr>
+              <w:t xml:space="preserve">Lieu de formation</w:t>
             </w:r>
           </w:p>
         </w:tc>
@@ -383,19 +394,9 @@
             </w:pPr>
             <w:r>
               <w:rPr>
-                <w:rFonts w:ascii="Arial" w:cs="Arial" w:eastAsia="Arial" w:hAnsi="Arial"/>
-              </w:rPr>
-              <w:t xml:space="preserve">n° 25FOR02027.1 — </w:t>
-            </w:r>
-            <w:r>
-              <w:rPr>
-                <w:rFonts w:ascii="Arial" w:cs="Arial" w:eastAsia="Arial" w:hAnsi="Arial"/>
-                <w:b/>
-                <w:bCs/>
-                <w:highlight w:val="yellow"/>
-                <w:highlightCs w:val="yellow"/>
-              </w:rPr>
-              <w:t xml:space="preserve">[préciser si la catégorie « actions de formation par apprentissage » est déjà couverte ou en cours d’extension]</w:t>
+                <w:rFonts w:ascii="Inter" w:cs="Inter" w:eastAsia="Inter" w:hAnsi="Inter"/>
+              </w:rPr>
+              <w:t xml:space="preserve">7 rue Henri Cornu, Immeuble Rodrigue 2, Technopole Réunion / Technor, 97490 Sainte-Clotilde (Saint-Denis)</w:t>
             </w:r>
           </w:p>
         </w:tc>
@@ -407,46 +408,46 @@
         <w:tc>
           <w:tcPr>
             <w:tcW w:type="dxa" w:w="2600"/>
-            <w:shd w:fill="EAF0F6" w:color="auto" w:val="clear"/>
-            <w:tcMar>
-              <w:top w:type="dxa" w:w="60"/>
-              <w:left w:type="dxa" w:w="90"/>
-              <w:bottom w:type="dxa" w:w="60"/>
-              <w:right w:type="dxa" w:w="90"/>
-            </w:tcMar>
-          </w:tcPr>
-          <w:p>
-            <w:pPr>
-              <w:spacing w:after="40"/>
-            </w:pPr>
-            <w:r>
-              <w:rPr>
-                <w:rFonts w:ascii="Arial" w:cs="Arial" w:eastAsia="Arial" w:hAnsi="Arial"/>
-              </w:rPr>
-              <w:t xml:space="preserve">Responsable</w:t>
+            <w:shd w:fill="EEF1F6" w:color="auto" w:val="clear"/>
+            <w:tcMar>
+              <w:top w:type="dxa" w:w="60"/>
+              <w:left w:type="dxa" w:w="90"/>
+              <w:bottom w:type="dxa" w:w="60"/>
+              <w:right w:type="dxa" w:w="90"/>
+            </w:tcMar>
+          </w:tcPr>
+          <w:p>
+            <w:pPr>
+              <w:spacing w:after="40"/>
+            </w:pPr>
+            <w:r>
+              <w:rPr>
+                <w:rFonts w:ascii="Inter" w:cs="Inter" w:eastAsia="Inter" w:hAnsi="Inter"/>
+              </w:rPr>
+              <w:t xml:space="preserve">Certification Qualiopi</w:t>
             </w:r>
           </w:p>
         </w:tc>
         <w:tc>
           <w:tcPr>
             <w:tcW w:type="dxa" w:w="7038"/>
-            <w:shd w:fill="EAF0F6" w:color="auto" w:val="clear"/>
-            <w:tcMar>
-              <w:top w:type="dxa" w:w="60"/>
-              <w:left w:type="dxa" w:w="90"/>
-              <w:bottom w:type="dxa" w:w="60"/>
-              <w:right w:type="dxa" w:w="90"/>
-            </w:tcMar>
-          </w:tcPr>
-          <w:p>
-            <w:pPr>
-              <w:spacing w:after="40"/>
-            </w:pPr>
-            <w:r>
-              <w:rPr>
-                <w:rFonts w:ascii="Arial" w:cs="Arial" w:eastAsia="Arial" w:hAnsi="Arial"/>
-              </w:rPr>
-              <w:t xml:space="preserve">Aurélien LUMEKA, Directeur</w:t>
+            <w:shd w:fill="EEF1F6" w:color="auto" w:val="clear"/>
+            <w:tcMar>
+              <w:top w:type="dxa" w:w="60"/>
+              <w:left w:type="dxa" w:w="90"/>
+              <w:bottom w:type="dxa" w:w="60"/>
+              <w:right w:type="dxa" w:w="90"/>
+            </w:tcMar>
+          </w:tcPr>
+          <w:p>
+            <w:pPr>
+              <w:spacing w:after="40"/>
+            </w:pPr>
+            <w:r>
+              <w:rPr>
+                <w:rFonts w:ascii="Inter" w:cs="Inter" w:eastAsia="Inter" w:hAnsi="Inter"/>
+              </w:rPr>
+              <w:t xml:space="preserve">n° 25FOR02027.1 (actions de formation). Extension à la catégorie « actions de formation par apprentissage » engagée : l’audit d’extension sera réalisé dès l’entrée en formation du premier apprenti (courriel de l’organisme certificateur du 14/10/2026).</w:t>
             </w:r>
           </w:p>
         </w:tc>
@@ -471,7 +472,57 @@
             </w:pPr>
             <w:r>
               <w:rPr>
-                <w:rFonts w:ascii="Arial" w:cs="Arial" w:eastAsia="Arial" w:hAnsi="Arial"/>
+                <w:rFonts w:ascii="Inter" w:cs="Inter" w:eastAsia="Inter" w:hAnsi="Inter"/>
+              </w:rPr>
+              <w:t xml:space="preserve">Responsable</w:t>
+            </w:r>
+          </w:p>
+        </w:tc>
+        <w:tc>
+          <w:tcPr>
+            <w:tcW w:type="dxa" w:w="7038"/>
+            <w:tcMar>
+              <w:top w:type="dxa" w:w="60"/>
+              <w:left w:type="dxa" w:w="90"/>
+              <w:bottom w:type="dxa" w:w="60"/>
+              <w:right w:type="dxa" w:w="90"/>
+            </w:tcMar>
+          </w:tcPr>
+          <w:p>
+            <w:pPr>
+              <w:spacing w:after="40"/>
+            </w:pPr>
+            <w:r>
+              <w:rPr>
+                <w:rFonts w:ascii="Inter" w:cs="Inter" w:eastAsia="Inter" w:hAnsi="Inter"/>
+              </w:rPr>
+              <w:t xml:space="preserve">Aurélien LUMEKA, Directeur</w:t>
+            </w:r>
+          </w:p>
+        </w:tc>
+      </w:tr>
+      <w:tr>
+        <w:trPr>
+          <w:cantSplit/>
+        </w:trPr>
+        <w:tc>
+          <w:tcPr>
+            <w:tcW w:type="dxa" w:w="2600"/>
+            <w:shd w:fill="EEF1F6" w:color="auto" w:val="clear"/>
+            <w:tcMar>
+              <w:top w:type="dxa" w:w="60"/>
+              <w:left w:type="dxa" w:w="90"/>
+              <w:bottom w:type="dxa" w:w="60"/>
+              <w:right w:type="dxa" w:w="90"/>
+            </w:tcMar>
+          </w:tcPr>
+          <w:p>
+            <w:pPr>
+              <w:spacing w:after="40"/>
+            </w:pPr>
+            <w:r>
+              <w:rPr>
+                <w:rFonts w:ascii="Inter" w:cs="Inter" w:eastAsia="Inter" w:hAnsi="Inter"/>
               </w:rPr>
               <w:t xml:space="preserve">Version</w:t>
             </w:r>
@@ -480,22 +531,23 @@
         <w:tc>
           <w:tcPr>
             <w:tcW w:type="dxa" w:w="7038"/>
-            <w:tcMar>
-              <w:top w:type="dxa" w:w="60"/>
-              <w:left w:type="dxa" w:w="90"/>
-              <w:bottom w:type="dxa" w:w="60"/>
-              <w:right w:type="dxa" w:w="90"/>
-            </w:tcMar>
-          </w:tcPr>
-          <w:p>
-            <w:pPr>
-              <w:spacing w:after="40"/>
-            </w:pPr>
-            <w:r>
-              <w:rPr>
-                <w:rFonts w:ascii="Arial" w:cs="Arial" w:eastAsia="Arial" w:hAnsi="Arial"/>
-              </w:rPr>
-              <w:t xml:space="preserve">Version 1 du 28/10/2026</w:t>
+            <w:shd w:fill="EEF1F6" w:color="auto" w:val="clear"/>
+            <w:tcMar>
+              <w:top w:type="dxa" w:w="60"/>
+              <w:left w:type="dxa" w:w="90"/>
+              <w:bottom w:type="dxa" w:w="60"/>
+              <w:right w:type="dxa" w:w="90"/>
+            </w:tcMar>
+          </w:tcPr>
+          <w:p>
+            <w:pPr>
+              <w:spacing w:after="40"/>
+            </w:pPr>
+            <w:r>
+              <w:rPr>
+                <w:rFonts w:ascii="Inter" w:cs="Inter" w:eastAsia="Inter" w:hAnsi="Inter"/>
+              </w:rPr>
+              <w:t xml:space="preserve">Version 2 du 28/10/2026</w:t>
             </w:r>
           </w:p>
         </w:tc>
@@ -514,7 +566,7 @@
       </w:pPr>
       <w:r>
         <w:rPr>
-          <w:rFonts w:ascii="Arial" w:cs="Arial" w:eastAsia="Arial" w:hAnsi="Arial"/>
+          <w:rFonts w:ascii="Montserrat" w:cs="Montserrat" w:eastAsia="Montserrat" w:hAnsi="Montserrat"/>
         </w:rPr>
         <w:t xml:space="preserve">1. Intention</w:t>
       </w:r>
@@ -526,7 +578,7 @@
       </w:pPr>
       <w:r>
         <w:rPr>
-          <w:rFonts w:ascii="Arial" w:cs="Arial" w:eastAsia="Arial" w:hAnsi="Arial"/>
+          <w:rFonts w:ascii="Inter" w:cs="Inter" w:eastAsia="Inter" w:hAnsi="Inter"/>
         </w:rPr>
         <w:t xml:space="preserve">Les activités culturelles et sportives renforcent la cohésion de la promotion, la confiance en soi et le sentiment d’appartenance — trois leviers reconnus de la persévérance (pièce n° 11). Elles valorisent aussi le patrimoine réunionnais et développent des compétences transférables en entreprise : communication, coopération, gestion de l’effort.</w:t>
       </w:r>
@@ -539,7 +591,7 @@
       </w:pPr>
       <w:r>
         <w:rPr>
-          <w:rFonts w:ascii="Arial" w:cs="Arial" w:eastAsia="Arial" w:hAnsi="Arial"/>
+          <w:rFonts w:ascii="Montserrat" w:cs="Montserrat" w:eastAsia="Montserrat" w:hAnsi="Montserrat"/>
         </w:rPr>
         <w:t xml:space="preserve">2. Programme annuel prévisionnel</w:t>
       </w:r>
@@ -569,21 +621,21 @@
         <w:tc>
           <w:tcPr>
             <w:tcW w:type="dxa" w:w="2200"/>
-            <w:shd w:fill="1F3A5F" w:color="auto" w:val="clear"/>
-            <w:tcMar>
-              <w:top w:type="dxa" w:w="60"/>
-              <w:left w:type="dxa" w:w="90"/>
-              <w:bottom w:type="dxa" w:w="60"/>
-              <w:right w:type="dxa" w:w="90"/>
-            </w:tcMar>
-          </w:tcPr>
-          <w:p>
-            <w:pPr>
-              <w:spacing w:after="40"/>
-            </w:pPr>
-            <w:r>
-              <w:rPr>
-                <w:rFonts w:ascii="Arial" w:cs="Arial" w:eastAsia="Arial" w:hAnsi="Arial"/>
+            <w:shd w:fill="1B3A6B" w:color="auto" w:val="clear"/>
+            <w:tcMar>
+              <w:top w:type="dxa" w:w="60"/>
+              <w:left w:type="dxa" w:w="90"/>
+              <w:bottom w:type="dxa" w:w="60"/>
+              <w:right w:type="dxa" w:w="90"/>
+            </w:tcMar>
+          </w:tcPr>
+          <w:p>
+            <w:pPr>
+              <w:spacing w:after="40"/>
+            </w:pPr>
+            <w:r>
+              <w:rPr>
+                <w:rFonts w:ascii="Inter" w:cs="Inter" w:eastAsia="Inter" w:hAnsi="Inter"/>
                 <w:b/>
                 <w:bCs/>
                 <w:color w:val="FFFFFF"/>
@@ -595,21 +647,21 @@
         <w:tc>
           <w:tcPr>
             <w:tcW w:type="dxa" w:w="4800"/>
-            <w:shd w:fill="1F3A5F" w:color="auto" w:val="clear"/>
-            <w:tcMar>
-              <w:top w:type="dxa" w:w="60"/>
-              <w:left w:type="dxa" w:w="90"/>
-              <w:bottom w:type="dxa" w:w="60"/>
-              <w:right w:type="dxa" w:w="90"/>
-            </w:tcMar>
-          </w:tcPr>
-          <w:p>
-            <w:pPr>
-              <w:spacing w:after="40"/>
-            </w:pPr>
-            <w:r>
-              <w:rPr>
-                <w:rFonts w:ascii="Arial" w:cs="Arial" w:eastAsia="Arial" w:hAnsi="Arial"/>
+            <w:shd w:fill="1B3A6B" w:color="auto" w:val="clear"/>
+            <w:tcMar>
+              <w:top w:type="dxa" w:w="60"/>
+              <w:left w:type="dxa" w:w="90"/>
+              <w:bottom w:type="dxa" w:w="60"/>
+              <w:right w:type="dxa" w:w="90"/>
+            </w:tcMar>
+          </w:tcPr>
+          <w:p>
+            <w:pPr>
+              <w:spacing w:after="40"/>
+            </w:pPr>
+            <w:r>
+              <w:rPr>
+                <w:rFonts w:ascii="Inter" w:cs="Inter" w:eastAsia="Inter" w:hAnsi="Inter"/>
                 <w:b/>
                 <w:bCs/>
                 <w:color w:val="FFFFFF"/>
@@ -621,21 +673,21 @@
         <w:tc>
           <w:tcPr>
             <w:tcW w:type="dxa" w:w="2638"/>
-            <w:shd w:fill="1F3A5F" w:color="auto" w:val="clear"/>
-            <w:tcMar>
-              <w:top w:type="dxa" w:w="60"/>
-              <w:left w:type="dxa" w:w="90"/>
-              <w:bottom w:type="dxa" w:w="60"/>
-              <w:right w:type="dxa" w:w="90"/>
-            </w:tcMar>
-          </w:tcPr>
-          <w:p>
-            <w:pPr>
-              <w:spacing w:after="40"/>
-            </w:pPr>
-            <w:r>
-              <w:rPr>
-                <w:rFonts w:ascii="Arial" w:cs="Arial" w:eastAsia="Arial" w:hAnsi="Arial"/>
+            <w:shd w:fill="1B3A6B" w:color="auto" w:val="clear"/>
+            <w:tcMar>
+              <w:top w:type="dxa" w:w="60"/>
+              <w:left w:type="dxa" w:w="90"/>
+              <w:bottom w:type="dxa" w:w="60"/>
+              <w:right w:type="dxa" w:w="90"/>
+            </w:tcMar>
+          </w:tcPr>
+          <w:p>
+            <w:pPr>
+              <w:spacing w:after="40"/>
+            </w:pPr>
+            <w:r>
+              <w:rPr>
+                <w:rFonts w:ascii="Inter" w:cs="Inter" w:eastAsia="Inter" w:hAnsi="Inter"/>
                 <w:b/>
                 <w:bCs/>
                 <w:color w:val="FFFFFF"/>
@@ -665,7 +717,7 @@
             </w:pPr>
             <w:r>
               <w:rPr>
-                <w:rFonts w:ascii="Arial" w:cs="Arial" w:eastAsia="Arial" w:hAnsi="Arial"/>
+                <w:rFonts w:ascii="Inter" w:cs="Inter" w:eastAsia="Inter" w:hAnsi="Inter"/>
               </w:rPr>
               <w:t xml:space="preserve">Semaine d’intégration</w:t>
             </w:r>
@@ -687,7 +739,7 @@
             </w:pPr>
             <w:r>
               <w:rPr>
-                <w:rFonts w:ascii="Arial" w:cs="Arial" w:eastAsia="Arial" w:hAnsi="Arial"/>
+                <w:rFonts w:ascii="Inter" w:cs="Inter" w:eastAsia="Inter" w:hAnsi="Inter"/>
               </w:rPr>
               <w:t xml:space="preserve">Activité de cohésion en plein air (randonnée accessible ou défi sportif par équipes, adapté à tous)</w:t>
             </w:r>
@@ -709,7 +761,7 @@
             </w:pPr>
             <w:r>
               <w:rPr>
-                <w:rFonts w:ascii="Arial" w:cs="Arial" w:eastAsia="Arial" w:hAnsi="Arial"/>
+                <w:rFonts w:ascii="Inter" w:cs="Inter" w:eastAsia="Inter" w:hAnsi="Inter"/>
               </w:rPr>
               <w:t xml:space="preserve">Coopération, connaissance de la promotion</w:t>
             </w:r>
@@ -723,21 +775,21 @@
         <w:tc>
           <w:tcPr>
             <w:tcW w:type="dxa" w:w="2200"/>
-            <w:shd w:fill="EAF0F6" w:color="auto" w:val="clear"/>
-            <w:tcMar>
-              <w:top w:type="dxa" w:w="60"/>
-              <w:left w:type="dxa" w:w="90"/>
-              <w:bottom w:type="dxa" w:w="60"/>
-              <w:right w:type="dxa" w:w="90"/>
-            </w:tcMar>
-          </w:tcPr>
-          <w:p>
-            <w:pPr>
-              <w:spacing w:after="40"/>
-            </w:pPr>
-            <w:r>
-              <w:rPr>
-                <w:rFonts w:ascii="Arial" w:cs="Arial" w:eastAsia="Arial" w:hAnsi="Arial"/>
+            <w:shd w:fill="EEF1F6" w:color="auto" w:val="clear"/>
+            <w:tcMar>
+              <w:top w:type="dxa" w:w="60"/>
+              <w:left w:type="dxa" w:w="90"/>
+              <w:bottom w:type="dxa" w:w="60"/>
+              <w:right w:type="dxa" w:w="90"/>
+            </w:tcMar>
+          </w:tcPr>
+          <w:p>
+            <w:pPr>
+              <w:spacing w:after="40"/>
+            </w:pPr>
+            <w:r>
+              <w:rPr>
+                <w:rFonts w:ascii="Inter" w:cs="Inter" w:eastAsia="Inter" w:hAnsi="Inter"/>
               </w:rPr>
               <w:t xml:space="preserve">Trimestre 1</w:t>
             </w:r>
@@ -746,21 +798,21 @@
         <w:tc>
           <w:tcPr>
             <w:tcW w:type="dxa" w:w="4800"/>
-            <w:shd w:fill="EAF0F6" w:color="auto" w:val="clear"/>
-            <w:tcMar>
-              <w:top w:type="dxa" w:w="60"/>
-              <w:left w:type="dxa" w:w="90"/>
-              <w:bottom w:type="dxa" w:w="60"/>
-              <w:right w:type="dxa" w:w="90"/>
-            </w:tcMar>
-          </w:tcPr>
-          <w:p>
-            <w:pPr>
-              <w:spacing w:after="40"/>
-            </w:pPr>
-            <w:r>
-              <w:rPr>
-                <w:rFonts w:ascii="Arial" w:cs="Arial" w:eastAsia="Arial" w:hAnsi="Arial"/>
+            <w:shd w:fill="EEF1F6" w:color="auto" w:val="clear"/>
+            <w:tcMar>
+              <w:top w:type="dxa" w:w="60"/>
+              <w:left w:type="dxa" w:w="90"/>
+              <w:bottom w:type="dxa" w:w="60"/>
+              <w:right w:type="dxa" w:w="90"/>
+            </w:tcMar>
+          </w:tcPr>
+          <w:p>
+            <w:pPr>
+              <w:spacing w:after="40"/>
+            </w:pPr>
+            <w:r>
+              <w:rPr>
+                <w:rFonts w:ascii="Inter" w:cs="Inter" w:eastAsia="Inter" w:hAnsi="Inter"/>
               </w:rPr>
               <w:t xml:space="preserve">Visite culturelle : musée, site patrimonial ou exposition de l’île</w:t>
             </w:r>
@@ -769,21 +821,21 @@
         <w:tc>
           <w:tcPr>
             <w:tcW w:type="dxa" w:w="2638"/>
-            <w:shd w:fill="EAF0F6" w:color="auto" w:val="clear"/>
-            <w:tcMar>
-              <w:top w:type="dxa" w:w="60"/>
-              <w:left w:type="dxa" w:w="90"/>
-              <w:bottom w:type="dxa" w:w="60"/>
-              <w:right w:type="dxa" w:w="90"/>
-            </w:tcMar>
-          </w:tcPr>
-          <w:p>
-            <w:pPr>
-              <w:spacing w:after="40"/>
-            </w:pPr>
-            <w:r>
-              <w:rPr>
-                <w:rFonts w:ascii="Arial" w:cs="Arial" w:eastAsia="Arial" w:hAnsi="Arial"/>
+            <w:shd w:fill="EEF1F6" w:color="auto" w:val="clear"/>
+            <w:tcMar>
+              <w:top w:type="dxa" w:w="60"/>
+              <w:left w:type="dxa" w:w="90"/>
+              <w:bottom w:type="dxa" w:w="60"/>
+              <w:right w:type="dxa" w:w="90"/>
+            </w:tcMar>
+          </w:tcPr>
+          <w:p>
+            <w:pPr>
+              <w:spacing w:after="40"/>
+            </w:pPr>
+            <w:r>
+              <w:rPr>
+                <w:rFonts w:ascii="Inter" w:cs="Inter" w:eastAsia="Inter" w:hAnsi="Inter"/>
               </w:rPr>
               <w:t xml:space="preserve">Culture générale, ouverture</w:t>
             </w:r>
@@ -810,7 +862,7 @@
             </w:pPr>
             <w:r>
               <w:rPr>
-                <w:rFonts w:ascii="Arial" w:cs="Arial" w:eastAsia="Arial" w:hAnsi="Arial"/>
+                <w:rFonts w:ascii="Inter" w:cs="Inter" w:eastAsia="Inter" w:hAnsi="Inter"/>
               </w:rPr>
               <w:t xml:space="preserve">Trimestre 2</w:t>
             </w:r>
@@ -832,7 +884,7 @@
             </w:pPr>
             <w:r>
               <w:rPr>
-                <w:rFonts w:ascii="Arial" w:cs="Arial" w:eastAsia="Arial" w:hAnsi="Arial"/>
+                <w:rFonts w:ascii="Inter" w:cs="Inter" w:eastAsia="Inter" w:hAnsi="Inter"/>
               </w:rPr>
               <w:t xml:space="preserve">Rencontre artistique (concert, théâtre, maloya, slam) suivie d’un échange</w:t>
             </w:r>
@@ -854,7 +906,7 @@
             </w:pPr>
             <w:r>
               <w:rPr>
-                <w:rFonts w:ascii="Arial" w:cs="Arial" w:eastAsia="Arial" w:hAnsi="Arial"/>
+                <w:rFonts w:ascii="Inter" w:cs="Inter" w:eastAsia="Inter" w:hAnsi="Inter"/>
               </w:rPr>
               <w:t xml:space="preserve">Expression orale, confiance en soi</w:t>
             </w:r>
@@ -868,21 +920,21 @@
         <w:tc>
           <w:tcPr>
             <w:tcW w:type="dxa" w:w="2200"/>
-            <w:shd w:fill="EAF0F6" w:color="auto" w:val="clear"/>
-            <w:tcMar>
-              <w:top w:type="dxa" w:w="60"/>
-              <w:left w:type="dxa" w:w="90"/>
-              <w:bottom w:type="dxa" w:w="60"/>
-              <w:right w:type="dxa" w:w="90"/>
-            </w:tcMar>
-          </w:tcPr>
-          <w:p>
-            <w:pPr>
-              <w:spacing w:after="40"/>
-            </w:pPr>
-            <w:r>
-              <w:rPr>
-                <w:rFonts w:ascii="Arial" w:cs="Arial" w:eastAsia="Arial" w:hAnsi="Arial"/>
+            <w:shd w:fill="EEF1F6" w:color="auto" w:val="clear"/>
+            <w:tcMar>
+              <w:top w:type="dxa" w:w="60"/>
+              <w:left w:type="dxa" w:w="90"/>
+              <w:bottom w:type="dxa" w:w="60"/>
+              <w:right w:type="dxa" w:w="90"/>
+            </w:tcMar>
+          </w:tcPr>
+          <w:p>
+            <w:pPr>
+              <w:spacing w:after="40"/>
+            </w:pPr>
+            <w:r>
+              <w:rPr>
+                <w:rFonts w:ascii="Inter" w:cs="Inter" w:eastAsia="Inter" w:hAnsi="Inter"/>
               </w:rPr>
               <w:t xml:space="preserve">Trimestre 3</w:t>
             </w:r>
@@ -891,21 +943,21 @@
         <w:tc>
           <w:tcPr>
             <w:tcW w:type="dxa" w:w="4800"/>
-            <w:shd w:fill="EAF0F6" w:color="auto" w:val="clear"/>
-            <w:tcMar>
-              <w:top w:type="dxa" w:w="60"/>
-              <w:left w:type="dxa" w:w="90"/>
-              <w:bottom w:type="dxa" w:w="60"/>
-              <w:right w:type="dxa" w:w="90"/>
-            </w:tcMar>
-          </w:tcPr>
-          <w:p>
-            <w:pPr>
-              <w:spacing w:after="40"/>
-            </w:pPr>
-            <w:r>
-              <w:rPr>
-                <w:rFonts w:ascii="Arial" w:cs="Arial" w:eastAsia="Arial" w:hAnsi="Arial"/>
+            <w:shd w:fill="EEF1F6" w:color="auto" w:val="clear"/>
+            <w:tcMar>
+              <w:top w:type="dxa" w:w="60"/>
+              <w:left w:type="dxa" w:w="90"/>
+              <w:bottom w:type="dxa" w:w="60"/>
+              <w:right w:type="dxa" w:w="90"/>
+            </w:tcMar>
+          </w:tcPr>
+          <w:p>
+            <w:pPr>
+              <w:spacing w:after="40"/>
+            </w:pPr>
+            <w:r>
+              <w:rPr>
+                <w:rFonts w:ascii="Inter" w:cs="Inter" w:eastAsia="Inter" w:hAnsi="Inter"/>
               </w:rPr>
               <w:t xml:space="preserve">Tournoi sportif inter-promotions ou participation à une course solidaire</w:t>
             </w:r>
@@ -914,21 +966,21 @@
         <w:tc>
           <w:tcPr>
             <w:tcW w:type="dxa" w:w="2638"/>
-            <w:shd w:fill="EAF0F6" w:color="auto" w:val="clear"/>
-            <w:tcMar>
-              <w:top w:type="dxa" w:w="60"/>
-              <w:left w:type="dxa" w:w="90"/>
-              <w:bottom w:type="dxa" w:w="60"/>
-              <w:right w:type="dxa" w:w="90"/>
-            </w:tcMar>
-          </w:tcPr>
-          <w:p>
-            <w:pPr>
-              <w:spacing w:after="40"/>
-            </w:pPr>
-            <w:r>
-              <w:rPr>
-                <w:rFonts w:ascii="Arial" w:cs="Arial" w:eastAsia="Arial" w:hAnsi="Arial"/>
+            <w:shd w:fill="EEF1F6" w:color="auto" w:val="clear"/>
+            <w:tcMar>
+              <w:top w:type="dxa" w:w="60"/>
+              <w:left w:type="dxa" w:w="90"/>
+              <w:bottom w:type="dxa" w:w="60"/>
+              <w:right w:type="dxa" w:w="90"/>
+            </w:tcMar>
+          </w:tcPr>
+          <w:p>
+            <w:pPr>
+              <w:spacing w:after="40"/>
+            </w:pPr>
+            <w:r>
+              <w:rPr>
+                <w:rFonts w:ascii="Inter" w:cs="Inter" w:eastAsia="Inter" w:hAnsi="Inter"/>
               </w:rPr>
               <w:t xml:space="preserve">Esprit d’équipe, santé</w:t>
             </w:r>
@@ -955,7 +1007,7 @@
             </w:pPr>
             <w:r>
               <w:rPr>
-                <w:rFonts w:ascii="Arial" w:cs="Arial" w:eastAsia="Arial" w:hAnsi="Arial"/>
+                <w:rFonts w:ascii="Inter" w:cs="Inter" w:eastAsia="Inter" w:hAnsi="Inter"/>
               </w:rPr>
               <w:t xml:space="preserve">Toute l’année</w:t>
             </w:r>
@@ -977,13 +1029,13 @@
             </w:pPr>
             <w:r>
               <w:rPr>
-                <w:rFonts w:ascii="Arial" w:cs="Arial" w:eastAsia="Arial" w:hAnsi="Arial"/>
+                <w:rFonts w:ascii="Inter" w:cs="Inter" w:eastAsia="Inter" w:hAnsi="Inter"/>
               </w:rPr>
               <w:t xml:space="preserve">Diffusion des offres culturelles et sportives accessibles aux jeunes (dispositifs nationaux et régionaux en vigueur — </w:t>
             </w:r>
             <w:r>
               <w:rPr>
-                <w:rFonts w:ascii="Arial" w:cs="Arial" w:eastAsia="Arial" w:hAnsi="Arial"/>
+                <w:rFonts w:ascii="Inter" w:cs="Inter" w:eastAsia="Inter" w:hAnsi="Inter"/>
                 <w:b/>
                 <w:bCs/>
                 <w:highlight w:val="yellow"/>
@@ -993,7 +1045,7 @@
             </w:r>
             <w:r>
               <w:rPr>
-                <w:rFonts w:ascii="Arial" w:cs="Arial" w:eastAsia="Arial" w:hAnsi="Arial"/>
+                <w:rFonts w:ascii="Inter" w:cs="Inter" w:eastAsia="Inter" w:hAnsi="Inter"/>
               </w:rPr>
               <w:t xml:space="preserve">)</w:t>
             </w:r>
@@ -1015,7 +1067,7 @@
             </w:pPr>
             <w:r>
               <w:rPr>
-                <w:rFonts w:ascii="Arial" w:cs="Arial" w:eastAsia="Arial" w:hAnsi="Arial"/>
+                <w:rFonts w:ascii="Inter" w:cs="Inter" w:eastAsia="Inter" w:hAnsi="Inter"/>
               </w:rPr>
               <w:t xml:space="preserve">Accès à la culture</w:t>
             </w:r>
@@ -1036,7 +1088,7 @@
       </w:pPr>
       <w:r>
         <w:rPr>
-          <w:rFonts w:ascii="Arial" w:cs="Arial" w:eastAsia="Arial" w:hAnsi="Arial"/>
+          <w:rFonts w:ascii="Montserrat" w:cs="Montserrat" w:eastAsia="Montserrat" w:hAnsi="Montserrat"/>
         </w:rPr>
         <w:t xml:space="preserve">3. Organisation</w:t>
       </w:r>
@@ -1052,7 +1104,7 @@
       </w:pPr>
       <w:r>
         <w:rPr>
-          <w:rFonts w:ascii="Arial" w:cs="Arial" w:eastAsia="Arial" w:hAnsi="Arial"/>
+          <w:rFonts w:ascii="Inter" w:cs="Inter" w:eastAsia="Inter" w:hAnsi="Inter"/>
           <w:b/>
           <w:bCs/>
         </w:rPr>
@@ -1060,13 +1112,13 @@
       </w:r>
       <w:r>
         <w:rPr>
-          <w:rFonts w:ascii="Arial" w:cs="Arial" w:eastAsia="Arial" w:hAnsi="Arial"/>
+          <w:rFonts w:ascii="Inter" w:cs="Inter" w:eastAsia="Inter" w:hAnsi="Inter"/>
         </w:rPr>
         <w:t xml:space="preserve"> : </w:t>
       </w:r>
       <w:r>
         <w:rPr>
-          <w:rFonts w:ascii="Arial" w:cs="Arial" w:eastAsia="Arial" w:hAnsi="Arial"/>
+          <w:rFonts w:ascii="Inter" w:cs="Inter" w:eastAsia="Inter" w:hAnsi="Inter"/>
           <w:b/>
           <w:bCs/>
           <w:highlight w:val="yellow"/>
@@ -1076,7 +1128,7 @@
       </w:r>
       <w:r>
         <w:rPr>
-          <w:rFonts w:ascii="Arial" w:cs="Arial" w:eastAsia="Arial" w:hAnsi="Arial"/>
+          <w:rFonts w:ascii="Inter" w:cs="Inter" w:eastAsia="Inter" w:hAnsi="Inter"/>
         </w:rPr>
         <w:t xml:space="preserve"> ; programme élaboré avec les délégués de la promotion.</w:t>
       </w:r>
@@ -1092,7 +1144,7 @@
       </w:pPr>
       <w:r>
         <w:rPr>
-          <w:rFonts w:ascii="Arial" w:cs="Arial" w:eastAsia="Arial" w:hAnsi="Arial"/>
+          <w:rFonts w:ascii="Inter" w:cs="Inter" w:eastAsia="Inter" w:hAnsi="Inter"/>
         </w:rPr>
         <w:t xml:space="preserve">Activités programmées sur le temps de formation ou en dehors, sur la base du volontariat lorsqu’elles ont lieu hors temps de formation.</w:t>
       </w:r>
@@ -1108,7 +1160,7 @@
       </w:pPr>
       <w:r>
         <w:rPr>
-          <w:rFonts w:ascii="Arial" w:cs="Arial" w:eastAsia="Arial" w:hAnsi="Arial"/>
+          <w:rFonts w:ascii="Inter" w:cs="Inter" w:eastAsia="Inter" w:hAnsi="Inter"/>
         </w:rPr>
         <w:t xml:space="preserve">Accessibilité vérifiée pour chaque activité ; alternative proposée si nécessaire (pièce n° 10).</w:t>
       </w:r>
@@ -1124,13 +1176,13 @@
       </w:pPr>
       <w:r>
         <w:rPr>
-          <w:rFonts w:ascii="Arial" w:cs="Arial" w:eastAsia="Arial" w:hAnsi="Arial"/>
+          <w:rFonts w:ascii="Inter" w:cs="Inter" w:eastAsia="Inter" w:hAnsi="Inter"/>
         </w:rPr>
         <w:t xml:space="preserve">Budget prévisionnel annuel : </w:t>
       </w:r>
       <w:r>
         <w:rPr>
-          <w:rFonts w:ascii="Arial" w:cs="Arial" w:eastAsia="Arial" w:hAnsi="Arial"/>
+          <w:rFonts w:ascii="Inter" w:cs="Inter" w:eastAsia="Inter" w:hAnsi="Inter"/>
           <w:b/>
           <w:bCs/>
           <w:highlight w:val="yellow"/>
@@ -1140,7 +1192,7 @@
       </w:r>
       <w:r>
         <w:rPr>
-          <w:rFonts w:ascii="Arial" w:cs="Arial" w:eastAsia="Arial" w:hAnsi="Arial"/>
+          <w:rFonts w:ascii="Inter" w:cs="Inter" w:eastAsia="Inter" w:hAnsi="Inter"/>
         </w:rPr>
         <w:t xml:space="preserve"> € ; recherche de partenaires (collectivités, associations, entreprises).</w:t>
       </w:r>
@@ -1156,7 +1208,7 @@
       </w:pPr>
       <w:r>
         <w:rPr>
-          <w:rFonts w:ascii="Arial" w:cs="Arial" w:eastAsia="Arial" w:hAnsi="Arial"/>
+          <w:rFonts w:ascii="Inter" w:cs="Inter" w:eastAsia="Inter" w:hAnsi="Inter"/>
         </w:rPr>
         <w:t xml:space="preserve">Assurance responsabilité civile de l’organisme vérifiée pour les activités extérieures ; autorisation parentale pour les mineurs.</w:t>
       </w:r>
@@ -1166,7 +1218,7 @@
         <w:tblW w:type="dxa" w:w="9638"/>
         <w:tblBorders>
           <w:top w:val="none" w:color="FFFFFF" w:sz="0"/>
-          <w:left w:val="single" w:color="1F3A5F" w:sz="12"/>
+          <w:left w:val="single" w:color="1B3A6B" w:sz="12"/>
           <w:bottom w:val="none" w:color="FFFFFF" w:sz="0"/>
           <w:right w:val="none" w:color="FFFFFF" w:sz="0"/>
           <w:insideH w:val="none" w:color="FFFFFF" w:sz="0"/>
@@ -1180,7 +1232,7 @@
         <w:tc>
           <w:tcPr>
             <w:tcW w:type="dxa" w:w="9638"/>
-            <w:shd w:fill="EAF0F6" w:color="auto" w:val="clear"/>
+            <w:shd w:fill="EEF1F6" w:color="auto" w:val="clear"/>
             <w:tcMar>
               <w:top w:type="dxa" w:w="100"/>
               <w:left w:type="dxa" w:w="160"/>
@@ -1194,10 +1246,10 @@
             </w:pPr>
             <w:r>
               <w:rPr>
-                <w:rFonts w:ascii="Arial" w:cs="Arial" w:eastAsia="Arial" w:hAnsi="Arial"/>
+                <w:rFonts w:ascii="Montserrat" w:cs="Montserrat" w:eastAsia="Montserrat" w:hAnsi="Montserrat"/>
                 <w:b/>
                 <w:bCs/>
-                <w:color w:val="1F3A5F"/>
+                <w:color w:val="1B3A6B"/>
               </w:rPr>
               <w:t xml:space="preserve">Conformité RGPD / IA Act</w:t>
             </w:r>
@@ -1208,7 +1260,7 @@
             </w:pPr>
             <w:r>
               <w:rPr>
-                <w:rFonts w:ascii="Arial" w:cs="Arial" w:eastAsia="Arial" w:hAnsi="Arial"/>
+                <w:rFonts w:ascii="Inter" w:cs="Inter" w:eastAsia="Inter" w:hAnsi="Inter"/>
                 <w:b/>
                 <w:bCs/>
               </w:rPr>
@@ -1216,7 +1268,7 @@
             </w:r>
             <w:r>
               <w:rPr>
-                <w:rFonts w:ascii="Arial" w:cs="Arial" w:eastAsia="Arial" w:hAnsi="Arial"/>
+                <w:rFonts w:ascii="Inter" w:cs="Inter" w:eastAsia="Inter" w:hAnsi="Inter"/>
               </w:rPr>
               <w:t xml:space="preserve"> — Droit à l’image : aucune photo d’apprenti n’est publiée sans autorisation écrite (et celle des représentants légaux pour un mineur). Pas de publication sur des réseaux sociaux sans cet accord.</w:t>
             </w:r>
@@ -1241,41 +1293,39 @@
       </w:pPr>
       <w:r>
         <w:rPr>
-          <w:rFonts w:ascii="Arial" w:cs="Arial" w:eastAsia="Arial" w:hAnsi="Arial"/>
-        </w:rPr>
-        <w:t xml:space="preserve">Fait à </w:t>
-      </w:r>
-      <w:r>
-        <w:rPr>
-          <w:rFonts w:ascii="Arial" w:cs="Arial" w:eastAsia="Arial" w:hAnsi="Arial"/>
+          <w:rFonts w:ascii="Inter" w:cs="Inter" w:eastAsia="Inter" w:hAnsi="Inter"/>
+        </w:rPr>
+        <w:t xml:space="preserve">Fait à Saint-Denis, le </w:t>
+      </w:r>
+      <w:r>
+        <w:rPr>
+          <w:rFonts w:ascii="Inter" w:cs="Inter" w:eastAsia="Inter" w:hAnsi="Inter"/>
           <w:b/>
           <w:bCs/>
           <w:highlight w:val="yellow"/>
           <w:highlightCs w:val="yellow"/>
         </w:rPr>
-        <w:t xml:space="preserve">[commune]</w:t>
-      </w:r>
-      <w:r>
-        <w:rPr>
-          <w:rFonts w:ascii="Arial" w:cs="Arial" w:eastAsia="Arial" w:hAnsi="Arial"/>
-        </w:rPr>
-        <w:t xml:space="preserve">, le </w:t>
-      </w:r>
-      <w:r>
-        <w:rPr>
-          <w:rFonts w:ascii="Arial" w:cs="Arial" w:eastAsia="Arial" w:hAnsi="Arial"/>
+        <w:t xml:space="preserve">[date d’envoi]</w:t>
+      </w:r>
+      <w:r>
+        <w:rPr>
+          <w:rFonts w:ascii="Inter" w:cs="Inter" w:eastAsia="Inter" w:hAnsi="Inter"/>
+        </w:rPr>
+        <w:t xml:space="preserve">.</w:t>
+      </w:r>
+    </w:p>
+    <w:p>
+      <w:pPr>
+        <w:spacing w:after="120" w:line="288"/>
+        <w:jc w:val="left"/>
+      </w:pPr>
+      <w:r>
+        <w:rPr>
+          <w:rFonts w:ascii="Inter" w:cs="Inter" w:eastAsia="Inter" w:hAnsi="Inter"/>
           <w:b/>
           <w:bCs/>
-          <w:highlight w:val="yellow"/>
-          <w:highlightCs w:val="yellow"/>
-        </w:rPr>
-        <w:t xml:space="preserve">[date d’envoi]</w:t>
-      </w:r>
-      <w:r>
-        <w:rPr>
-          <w:rFonts w:ascii="Arial" w:cs="Arial" w:eastAsia="Arial" w:hAnsi="Arial"/>
-        </w:rPr>
-        <w:t xml:space="preserve">.</w:t>
+        </w:rPr>
+        <w:t xml:space="preserve">Aurélien LUMEKA, Directeur de YEBA FORMATIONS</w:t>
       </w:r>
     </w:p>
     <w:p>
@@ -1285,21 +1335,7 @@
       </w:pPr>
       <w:r>
         <w:rPr>
-          <w:rFonts w:ascii="Arial" w:cs="Arial" w:eastAsia="Arial" w:hAnsi="Arial"/>
-          <w:b/>
-          <w:bCs/>
-        </w:rPr>
-        <w:t xml:space="preserve">Aurélien LUMEKA, Directeur de YEBA FORMATIONS</w:t>
-      </w:r>
-    </w:p>
-    <w:p>
-      <w:pPr>
-        <w:spacing w:after="120" w:line="288"/>
-        <w:jc w:val="left"/>
-      </w:pPr>
-      <w:r>
-        <w:rPr>
-          <w:rFonts w:ascii="Arial" w:cs="Arial" w:eastAsia="Arial" w:hAnsi="Arial"/>
+          <w:rFonts w:ascii="Inter" w:cs="Inter" w:eastAsia="Inter" w:hAnsi="Inter"/>
         </w:rPr>
         <w:t xml:space="preserve">Signature et cachet :</w:t>
       </w:r>
@@ -1365,8 +1401,8 @@
     </w:pPr>
     <w:r>
       <w:rPr>
-        <w:rFonts w:ascii="Arial" w:cs="Arial" w:eastAsia="Arial" w:hAnsi="Arial"/>
-        <w:color w:val="595959"/>
+        <w:rFonts w:ascii="Inter" w:cs="Inter" w:eastAsia="Inter" w:hAnsi="Inter"/>
+        <w:color w:val="4D4D4D"/>
         <w:sz w:val="16"/>
         <w:szCs w:val="16"/>
       </w:rPr>
@@ -1374,8 +1410,8 @@
     </w:r>
     <w:r>
       <w:rPr>
-        <w:rFonts w:ascii="Arial" w:cs="Arial" w:eastAsia="Arial" w:hAnsi="Arial"/>
-        <w:color w:val="595959"/>
+        <w:rFonts w:ascii="Inter" w:cs="Inter" w:eastAsia="Inter" w:hAnsi="Inter"/>
+        <w:color w:val="4D4D4D"/>
         <w:sz w:val="16"/>
         <w:szCs w:val="16"/>
       </w:rPr>
@@ -1386,8 +1422,8 @@
     </w:r>
     <w:r>
       <w:rPr>
-        <w:rFonts w:ascii="Arial" w:cs="Arial" w:eastAsia="Arial" w:hAnsi="Arial"/>
-        <w:color w:val="595959"/>
+        <w:rFonts w:ascii="Inter" w:cs="Inter" w:eastAsia="Inter" w:hAnsi="Inter"/>
+        <w:color w:val="4D4D4D"/>
         <w:sz w:val="16"/>
         <w:szCs w:val="16"/>
       </w:rPr>
@@ -1395,8 +1431,8 @@
     </w:r>
     <w:r>
       <w:rPr>
-        <w:rFonts w:ascii="Arial" w:cs="Arial" w:eastAsia="Arial" w:hAnsi="Arial"/>
-        <w:color w:val="595959"/>
+        <w:rFonts w:ascii="Inter" w:cs="Inter" w:eastAsia="Inter" w:hAnsi="Inter"/>
+        <w:color w:val="4D4D4D"/>
         <w:sz w:val="16"/>
         <w:szCs w:val="16"/>
       </w:rPr>
@@ -1454,8 +1490,8 @@
     </w:pPr>
     <w:r>
       <w:rPr>
-        <w:rFonts w:ascii="Arial" w:cs="Arial" w:eastAsia="Arial" w:hAnsi="Arial"/>
-        <w:color w:val="595959"/>
+        <w:rFonts w:ascii="Inter" w:cs="Inter" w:eastAsia="Inter" w:hAnsi="Inter"/>
+        <w:color w:val="4D4D4D"/>
         <w:sz w:val="16"/>
         <w:szCs w:val="16"/>
       </w:rPr>
@@ -1592,7 +1628,8 @@
   <w:docDefaults>
     <w:rPrDefault>
       <w:rPr>
-        <w:rFonts w:ascii="Arial" w:cs="Arial" w:eastAsia="Arial" w:hAnsi="Arial"/>
+        <w:rFonts w:ascii="Inter" w:cs="Inter" w:eastAsia="Inter" w:hAnsi="Inter"/>
+        <w:color w:val="121212"/>
         <w:sz w:val="22"/>
         <w:szCs w:val="22"/>
       </w:rPr>
@@ -1776,13 +1813,16 @@
     <w:next w:val="Normal"/>
     <w:qFormat/>
     <w:pPr>
+      <w:pBdr>
+        <w:bottom w:val="single" w:color="C9AB4C" w:sz="8" w:space="4"/>
+      </w:pBdr>
       <w:outlineLvl w:val="0"/>
     </w:pPr>
     <w:rPr>
-      <w:rFonts w:ascii="Arial" w:cs="Arial" w:eastAsia="Arial" w:hAnsi="Arial"/>
+      <w:rFonts w:ascii="Montserrat" w:cs="Montserrat" w:eastAsia="Montserrat" w:hAnsi="Montserrat"/>
       <w:b/>
       <w:bCs/>
-      <w:color w:val="1F3A5F"/>
+      <w:color w:val="1B3A6B"/>
       <w:sz w:val="28"/>
       <w:szCs w:val="28"/>
     </w:rPr>
@@ -1796,10 +1836,10 @@
       <w:outlineLvl w:val="1"/>
     </w:pPr>
     <w:rPr>
-      <w:rFonts w:ascii="Arial" w:cs="Arial" w:eastAsia="Arial" w:hAnsi="Arial"/>
+      <w:rFonts w:ascii="Montserrat" w:cs="Montserrat" w:eastAsia="Montserrat" w:hAnsi="Montserrat"/>
       <w:b/>
       <w:bCs/>
-      <w:color w:val="C8691C"/>
+      <w:color w:val="1B3A6B"/>
       <w:sz w:val="24"/>
       <w:szCs w:val="24"/>
     </w:rPr>

--- a/dossier-deets-apprentissage/word/16_Modalites_activites_culturelles_et_sportives.docx
+++ b/dossier-deets-apprentissage/word/16_Modalites_activites_culturelles_et_sportives.docx
@@ -113,6 +113,7 @@
           <w:p>
             <w:pPr>
               <w:spacing w:after="40"/>
+              <w:jc w:val="left"/>
             </w:pPr>
             <w:r>
               <w:rPr>
@@ -139,6 +140,7 @@
           <w:p>
             <w:pPr>
               <w:spacing w:after="40"/>
+              <w:jc w:val="left"/>
             </w:pPr>
             <w:r>
               <w:rPr>
@@ -169,6 +171,7 @@
           <w:p>
             <w:pPr>
               <w:spacing w:after="40"/>
+              <w:jc w:val="left"/>
             </w:pPr>
             <w:r>
               <w:rPr>
@@ -191,6 +194,7 @@
           <w:p>
             <w:pPr>
               <w:spacing w:after="40"/>
+              <w:jc w:val="left"/>
             </w:pPr>
             <w:r>
               <w:rPr>
@@ -219,6 +223,7 @@
           <w:p>
             <w:pPr>
               <w:spacing w:after="40"/>
+              <w:jc w:val="left"/>
             </w:pPr>
             <w:r>
               <w:rPr>
@@ -242,6 +247,7 @@
           <w:p>
             <w:pPr>
               <w:spacing w:after="40"/>
+              <w:jc w:val="left"/>
             </w:pPr>
             <w:r>
               <w:rPr>
@@ -269,6 +275,7 @@
           <w:p>
             <w:pPr>
               <w:spacing w:after="40"/>
+              <w:jc w:val="left"/>
             </w:pPr>
             <w:r>
               <w:rPr>
@@ -291,12 +298,13 @@
           <w:p>
             <w:pPr>
               <w:spacing w:after="40"/>
-            </w:pPr>
-            <w:r>
-              <w:rPr>
-                <w:rFonts w:ascii="Inter" w:cs="Inter" w:eastAsia="Inter" w:hAnsi="Inter"/>
-              </w:rPr>
-              <w:t xml:space="preserve">Programme annuel d’activités culturelles et sportives, organisation et financement.</w:t>
+              <w:jc w:val="both"/>
+            </w:pPr>
+            <w:r>
+              <w:rPr>
+                <w:rFonts w:ascii="Inter" w:cs="Inter" w:eastAsia="Inter" w:hAnsi="Inter"/>
+              </w:rPr>
+              <w:t xml:space="preserve">Activités culturelles, artistiques et sportives proposées à la promotion MEM 2027-2028 : programme, organisation, accessibilité et financement.</w:t>
             </w:r>
           </w:p>
         </w:tc>
@@ -319,6 +327,7 @@
           <w:p>
             <w:pPr>
               <w:spacing w:after="40"/>
+              <w:jc w:val="left"/>
             </w:pPr>
             <w:r>
               <w:rPr>
@@ -342,6 +351,7 @@
           <w:p>
             <w:pPr>
               <w:spacing w:after="40"/>
+              <w:jc w:val="left"/>
             </w:pPr>
             <w:r>
               <w:rPr>
@@ -369,6 +379,7 @@
           <w:p>
             <w:pPr>
               <w:spacing w:after="40"/>
+              <w:jc w:val="left"/>
             </w:pPr>
             <w:r>
               <w:rPr>
@@ -391,6 +402,7 @@
           <w:p>
             <w:pPr>
               <w:spacing w:after="40"/>
+              <w:jc w:val="left"/>
             </w:pPr>
             <w:r>
               <w:rPr>
@@ -419,6 +431,7 @@
           <w:p>
             <w:pPr>
               <w:spacing w:after="40"/>
+              <w:jc w:val="left"/>
             </w:pPr>
             <w:r>
               <w:rPr>
@@ -442,6 +455,7 @@
           <w:p>
             <w:pPr>
               <w:spacing w:after="40"/>
+              <w:jc w:val="both"/>
             </w:pPr>
             <w:r>
               <w:rPr>
@@ -469,6 +483,7 @@
           <w:p>
             <w:pPr>
               <w:spacing w:after="40"/>
+              <w:jc w:val="left"/>
             </w:pPr>
             <w:r>
               <w:rPr>
@@ -491,6 +506,7 @@
           <w:p>
             <w:pPr>
               <w:spacing w:after="40"/>
+              <w:jc w:val="left"/>
             </w:pPr>
             <w:r>
               <w:rPr>
@@ -519,6 +535,7 @@
           <w:p>
             <w:pPr>
               <w:spacing w:after="40"/>
+              <w:jc w:val="left"/>
             </w:pPr>
             <w:r>
               <w:rPr>
@@ -542,6 +559,7 @@
           <w:p>
             <w:pPr>
               <w:spacing w:after="40"/>
+              <w:jc w:val="left"/>
             </w:pPr>
             <w:r>
               <w:rPr>
@@ -580,7 +598,33 @@
         <w:rPr>
           <w:rFonts w:ascii="Inter" w:cs="Inter" w:eastAsia="Inter" w:hAnsi="Inter"/>
         </w:rPr>
-        <w:t xml:space="preserve">Les activités culturelles et sportives renforcent la cohésion de la promotion, la confiance en soi et le sentiment d’appartenance — trois leviers reconnus de la persévérance (pièce n° 11). Elles valorisent aussi le patrimoine réunionnais et développent des compétences transférables en entreprise : communication, coopération, gestion de l’effort.</w:t>
+        <w:t xml:space="preserve">Les activités culturelles et sportives renforcent la cohésion de la promotion, la confiance en soi et le sentiment d’appartenance, trois leviers reconnus de la persévérance (pièce n° 11). Elles valorisent aussi la culture réunionnaise et développent des compétences directement utiles à un manager d’établissement marchand : prendre la parole, fédérer une équipe, conduire un projet.</w:t>
+      </w:r>
+    </w:p>
+    <w:p>
+      <w:pPr>
+        <w:spacing w:after="120" w:line="288"/>
+        <w:jc w:val="both"/>
+      </w:pPr>
+      <w:r>
+        <w:rPr>
+          <w:rFonts w:ascii="Inter" w:cs="Inter" w:eastAsia="Inter" w:hAnsi="Inter"/>
+        </w:rPr>
+        <w:t xml:space="preserve">Ces activités s’inscrivent dans les </w:t>
+      </w:r>
+      <w:r>
+        <w:rPr>
+          <w:rFonts w:ascii="Inter" w:cs="Inter" w:eastAsia="Inter" w:hAnsi="Inter"/>
+          <w:b/>
+          <w:bCs/>
+        </w:rPr>
+        <w:t xml:space="preserve">Rendez-vous du mois</w:t>
+      </w:r>
+      <w:r>
+        <w:rPr>
+          <w:rFonts w:ascii="Inter" w:cs="Inter" w:eastAsia="Inter" w:hAnsi="Inter"/>
+        </w:rPr>
+        <w:t xml:space="preserve"> : une demi-journée par mois, le jeudi de 13 h à 17 h, en dehors des semaines au CFA (programme complet en pièce n° 19). Elles ne réduisent donc pas les 420 heures de formation.</w:t>
       </w:r>
     </w:p>
     <w:p>
@@ -593,7 +637,7 @@
         <w:rPr>
           <w:rFonts w:ascii="Montserrat" w:cs="Montserrat" w:eastAsia="Montserrat" w:hAnsi="Montserrat"/>
         </w:rPr>
-        <w:t xml:space="preserve">2. Programme annuel prévisionnel</w:t>
+        <w:t xml:space="preserve">2. Programme 2027-2028</w:t>
       </w:r>
     </w:p>
     <w:tbl>
@@ -610,9 +654,10 @@
         <w:tblLayout w:type="fixed"/>
       </w:tblPr>
       <w:tblGrid>
-        <w:gridCol w:w="2200"/>
-        <w:gridCol w:w="4800"/>
-        <w:gridCol w:w="2638"/>
+        <w:gridCol w:w="1700"/>
+        <w:gridCol w:w="1900"/>
+        <w:gridCol w:w="4000"/>
+        <w:gridCol w:w="2038"/>
       </w:tblGrid>
       <w:tr>
         <w:trPr>
@@ -620,7 +665,7 @@
         </w:trPr>
         <w:tc>
           <w:tcPr>
-            <w:tcW w:type="dxa" w:w="2200"/>
+            <w:tcW w:type="dxa" w:w="1700"/>
             <w:shd w:fill="1B3A6B" w:color="auto" w:val="clear"/>
             <w:tcMar>
               <w:top w:type="dxa" w:w="60"/>
@@ -632,6 +677,7 @@
           <w:p>
             <w:pPr>
               <w:spacing w:after="40"/>
+              <w:jc w:val="left"/>
             </w:pPr>
             <w:r>
               <w:rPr>
@@ -640,13 +686,13 @@
                 <w:bCs/>
                 <w:color w:val="FFFFFF"/>
               </w:rPr>
-              <w:t xml:space="preserve">Période</w:t>
-            </w:r>
-          </w:p>
-        </w:tc>
-        <w:tc>
-          <w:tcPr>
-            <w:tcW w:type="dxa" w:w="4800"/>
+              <w:t xml:space="preserve">Date</w:t>
+            </w:r>
+          </w:p>
+        </w:tc>
+        <w:tc>
+          <w:tcPr>
+            <w:tcW w:type="dxa" w:w="1900"/>
             <w:shd w:fill="1B3A6B" w:color="auto" w:val="clear"/>
             <w:tcMar>
               <w:top w:type="dxa" w:w="60"/>
@@ -658,6 +704,7 @@
           <w:p>
             <w:pPr>
               <w:spacing w:after="40"/>
+              <w:jc w:val="left"/>
             </w:pPr>
             <w:r>
               <w:rPr>
@@ -672,7 +719,7 @@
         </w:tc>
         <w:tc>
           <w:tcPr>
-            <w:tcW w:type="dxa" w:w="2638"/>
+            <w:tcW w:type="dxa" w:w="4000"/>
             <w:shd w:fill="1B3A6B" w:color="auto" w:val="clear"/>
             <w:tcMar>
               <w:top w:type="dxa" w:w="60"/>
@@ -684,6 +731,34 @@
           <w:p>
             <w:pPr>
               <w:spacing w:after="40"/>
+              <w:jc w:val="left"/>
+            </w:pPr>
+            <w:r>
+              <w:rPr>
+                <w:rFonts w:ascii="Inter" w:cs="Inter" w:eastAsia="Inter" w:hAnsi="Inter"/>
+                <w:b/>
+                <w:bCs/>
+                <w:color w:val="FFFFFF"/>
+              </w:rPr>
+              <w:t xml:space="preserve">Contenu</w:t>
+            </w:r>
+          </w:p>
+        </w:tc>
+        <w:tc>
+          <w:tcPr>
+            <w:tcW w:type="dxa" w:w="2038"/>
+            <w:shd w:fill="1B3A6B" w:color="auto" w:val="clear"/>
+            <w:tcMar>
+              <w:top w:type="dxa" w:w="60"/>
+              <w:left w:type="dxa" w:w="90"/>
+              <w:bottom w:type="dxa" w:w="60"/>
+              <w:right w:type="dxa" w:w="90"/>
+            </w:tcMar>
+          </w:tcPr>
+          <w:p>
+            <w:pPr>
+              <w:spacing w:after="40"/>
+              <w:jc w:val="left"/>
             </w:pPr>
             <w:r>
               <w:rPr>
@@ -703,78 +778,112 @@
         </w:trPr>
         <w:tc>
           <w:tcPr>
-            <w:tcW w:type="dxa" w:w="2200"/>
-            <w:tcMar>
-              <w:top w:type="dxa" w:w="60"/>
-              <w:left w:type="dxa" w:w="90"/>
-              <w:bottom w:type="dxa" w:w="60"/>
-              <w:right w:type="dxa" w:w="90"/>
-            </w:tcMar>
-          </w:tcPr>
-          <w:p>
-            <w:pPr>
-              <w:spacing w:after="40"/>
-            </w:pPr>
-            <w:r>
-              <w:rPr>
-                <w:rFonts w:ascii="Inter" w:cs="Inter" w:eastAsia="Inter" w:hAnsi="Inter"/>
-              </w:rPr>
-              <w:t xml:space="preserve">Semaine d’intégration</w:t>
-            </w:r>
-          </w:p>
-        </w:tc>
-        <w:tc>
-          <w:tcPr>
-            <w:tcW w:type="dxa" w:w="4800"/>
-            <w:tcMar>
-              <w:top w:type="dxa" w:w="60"/>
-              <w:left w:type="dxa" w:w="90"/>
-              <w:bottom w:type="dxa" w:w="60"/>
-              <w:right w:type="dxa" w:w="90"/>
-            </w:tcMar>
-          </w:tcPr>
-          <w:p>
-            <w:pPr>
-              <w:spacing w:after="40"/>
-            </w:pPr>
-            <w:r>
-              <w:rPr>
-                <w:rFonts w:ascii="Inter" w:cs="Inter" w:eastAsia="Inter" w:hAnsi="Inter"/>
-              </w:rPr>
-              <w:t xml:space="preserve">Activité de cohésion en plein air (randonnée accessible ou défi sportif par équipes, adapté à tous)</w:t>
-            </w:r>
-          </w:p>
-        </w:tc>
-        <w:tc>
-          <w:tcPr>
-            <w:tcW w:type="dxa" w:w="2638"/>
-            <w:tcMar>
-              <w:top w:type="dxa" w:w="60"/>
-              <w:left w:type="dxa" w:w="90"/>
-              <w:bottom w:type="dxa" w:w="60"/>
-              <w:right w:type="dxa" w:w="90"/>
-            </w:tcMar>
-          </w:tcPr>
-          <w:p>
-            <w:pPr>
-              <w:spacing w:after="40"/>
-            </w:pPr>
-            <w:r>
-              <w:rPr>
-                <w:rFonts w:ascii="Inter" w:cs="Inter" w:eastAsia="Inter" w:hAnsi="Inter"/>
-              </w:rPr>
-              <w:t xml:space="preserve">Coopération, connaissance de la promotion</w:t>
+            <w:tcW w:type="dxa" w:w="1700"/>
+            <w:tcMar>
+              <w:top w:type="dxa" w:w="60"/>
+              <w:left w:type="dxa" w:w="90"/>
+              <w:bottom w:type="dxa" w:w="60"/>
+              <w:right w:type="dxa" w:w="90"/>
+            </w:tcMar>
+          </w:tcPr>
+          <w:p>
+            <w:pPr>
+              <w:spacing w:after="40"/>
+              <w:jc w:val="left"/>
+            </w:pPr>
+            <w:r>
+              <w:rPr>
+                <w:rFonts w:ascii="Inter" w:cs="Inter" w:eastAsia="Inter" w:hAnsi="Inter"/>
+              </w:rPr>
+              <w:t xml:space="preserve">Jeudi 18 mars 2027</w:t>
+            </w:r>
+          </w:p>
+        </w:tc>
+        <w:tc>
+          <w:tcPr>
+            <w:tcW w:type="dxa" w:w="1900"/>
+            <w:tcMar>
+              <w:top w:type="dxa" w:w="60"/>
+              <w:left w:type="dxa" w:w="90"/>
+              <w:bottom w:type="dxa" w:w="60"/>
+              <w:right w:type="dxa" w:w="90"/>
+            </w:tcMar>
+          </w:tcPr>
+          <w:p>
+            <w:pPr>
+              <w:spacing w:after="40"/>
+              <w:jc w:val="left"/>
+            </w:pPr>
+            <w:r>
+              <w:rPr>
+                <w:rFonts w:ascii="Inter" w:cs="Inter" w:eastAsia="Inter" w:hAnsi="Inter"/>
+                <w:b/>
+                <w:bCs/>
+              </w:rPr>
+              <w:t xml:space="preserve">Une équipe, un magasin</w:t>
+            </w:r>
+            <w:r>
+              <w:rPr>
+                <w:rFonts w:ascii="Inter" w:cs="Inter" w:eastAsia="Inter" w:hAnsi="Inter"/>
+              </w:rPr>
+              <w:t xml:space="preserve"> (team building)</w:t>
+            </w:r>
+          </w:p>
+        </w:tc>
+        <w:tc>
+          <w:tcPr>
+            <w:tcW w:type="dxa" w:w="4000"/>
+            <w:tcMar>
+              <w:top w:type="dxa" w:w="60"/>
+              <w:left w:type="dxa" w:w="90"/>
+              <w:bottom w:type="dxa" w:w="60"/>
+              <w:right w:type="dxa" w:w="90"/>
+            </w:tcMar>
+          </w:tcPr>
+          <w:p>
+            <w:pPr>
+              <w:spacing w:after="40"/>
+              <w:jc w:val="both"/>
+            </w:pPr>
+            <w:r>
+              <w:rPr>
+                <w:rFonts w:ascii="Inter" w:cs="Inter" w:eastAsia="Inter" w:hAnsi="Inter"/>
+              </w:rPr>
+              <w:t xml:space="preserve">Après-midi de cohésion de 4 heures : défi « magasin éphémère » par équipes (installer, vendre, encaisser en 2 heures, avec un vrai jury), suivi d’un débriefing sur les rôles de chacun dans une équipe.</w:t>
+            </w:r>
+          </w:p>
+        </w:tc>
+        <w:tc>
+          <w:tcPr>
+            <w:tcW w:type="dxa" w:w="2038"/>
+            <w:tcMar>
+              <w:top w:type="dxa" w:w="60"/>
+              <w:left w:type="dxa" w:w="90"/>
+              <w:bottom w:type="dxa" w:w="60"/>
+              <w:right w:type="dxa" w:w="90"/>
+            </w:tcMar>
+          </w:tcPr>
+          <w:p>
+            <w:pPr>
+              <w:spacing w:after="40"/>
+              <w:jc w:val="left"/>
+            </w:pPr>
+            <w:r>
+              <w:rPr>
+                <w:rFonts w:ascii="Inter" w:cs="Inter" w:eastAsia="Inter" w:hAnsi="Inter"/>
+              </w:rPr>
+              <w:t xml:space="preserve">CCP 1 : rôles dans une équipe, communication, coopération</w:t>
             </w:r>
           </w:p>
         </w:tc>
       </w:tr>
       <w:tr>
         <w:trPr>
-          <w:cantSplit/>
+          <w:cantSplit w:val="false"/>
         </w:trPr>
         <w:tc>
           <w:tcPr>
-            <w:tcW w:type="dxa" w:w="2200"/>
+            <w:tcW w:type="dxa" w:w="1700"/>
             <w:shd w:fill="EEF1F6" w:color="auto" w:val="clear"/>
             <w:tcMar>
               <w:top w:type="dxa" w:w="60"/>
@@ -786,18 +895,19 @@
           <w:p>
             <w:pPr>
               <w:spacing w:after="40"/>
-            </w:pPr>
-            <w:r>
-              <w:rPr>
-                <w:rFonts w:ascii="Inter" w:cs="Inter" w:eastAsia="Inter" w:hAnsi="Inter"/>
-              </w:rPr>
-              <w:t xml:space="preserve">Trimestre 1</w:t>
-            </w:r>
-          </w:p>
-        </w:tc>
-        <w:tc>
-          <w:tcPr>
-            <w:tcW w:type="dxa" w:w="4800"/>
+              <w:jc w:val="left"/>
+            </w:pPr>
+            <w:r>
+              <w:rPr>
+                <w:rFonts w:ascii="Inter" w:cs="Inter" w:eastAsia="Inter" w:hAnsi="Inter"/>
+              </w:rPr>
+              <w:t xml:space="preserve">Jeudi 27 mai 2027</w:t>
+            </w:r>
+          </w:p>
+        </w:tc>
+        <w:tc>
+          <w:tcPr>
+            <w:tcW w:type="dxa" w:w="1900"/>
             <w:shd w:fill="EEF1F6" w:color="auto" w:val="clear"/>
             <w:tcMar>
               <w:top w:type="dxa" w:w="60"/>
@@ -809,18 +919,27 @@
           <w:p>
             <w:pPr>
               <w:spacing w:after="40"/>
-            </w:pPr>
-            <w:r>
-              <w:rPr>
-                <w:rFonts w:ascii="Inter" w:cs="Inter" w:eastAsia="Inter" w:hAnsi="Inter"/>
-              </w:rPr>
-              <w:t xml:space="preserve">Visite culturelle : musée, site patrimonial ou exposition de l’île</w:t>
-            </w:r>
-          </w:p>
-        </w:tc>
-        <w:tc>
-          <w:tcPr>
-            <w:tcW w:type="dxa" w:w="2638"/>
+              <w:jc w:val="left"/>
+            </w:pPr>
+            <w:r>
+              <w:rPr>
+                <w:rFonts w:ascii="Inter" w:cs="Inter" w:eastAsia="Inter" w:hAnsi="Inter"/>
+                <w:b/>
+                <w:bCs/>
+              </w:rPr>
+              <w:t xml:space="preserve">Le commerce réunionnais, d’hier à aujourd’hui</w:t>
+            </w:r>
+            <w:r>
+              <w:rPr>
+                <w:rFonts w:ascii="Inter" w:cs="Inter" w:eastAsia="Inter" w:hAnsi="Inter"/>
+              </w:rPr>
+              <w:t xml:space="preserve"> (rencontre culturelle)</w:t>
+            </w:r>
+          </w:p>
+        </w:tc>
+        <w:tc>
+          <w:tcPr>
+            <w:tcW w:type="dxa" w:w="4000"/>
             <w:shd w:fill="EEF1F6" w:color="auto" w:val="clear"/>
             <w:tcMar>
               <w:top w:type="dxa" w:w="60"/>
@@ -832,94 +951,153 @@
           <w:p>
             <w:pPr>
               <w:spacing w:after="40"/>
-            </w:pPr>
-            <w:r>
-              <w:rPr>
-                <w:rFonts w:ascii="Inter" w:cs="Inter" w:eastAsia="Inter" w:hAnsi="Inter"/>
-              </w:rPr>
-              <w:t xml:space="preserve">Culture générale, ouverture</w:t>
+              <w:jc w:val="both"/>
+            </w:pPr>
+            <w:r>
+              <w:rPr>
+                <w:rFonts w:ascii="Inter" w:cs="Inter" w:eastAsia="Inter" w:hAnsi="Inter"/>
+              </w:rPr>
+              <w:t xml:space="preserve">Visite commentée du centre-ville commerçant de Saint-Denis et du Grand Marché : histoire des boutiques chinoises, des comptoirs et du commerce de l’île, observation des vitrines et de l’accueil client, puis échange avec un commerçant historique.</w:t>
+            </w:r>
+          </w:p>
+        </w:tc>
+        <w:tc>
+          <w:tcPr>
+            <w:tcW w:type="dxa" w:w="2038"/>
+            <w:shd w:fill="EEF1F6" w:color="auto" w:val="clear"/>
+            <w:tcMar>
+              <w:top w:type="dxa" w:w="60"/>
+              <w:left w:type="dxa" w:w="90"/>
+              <w:bottom w:type="dxa" w:w="60"/>
+              <w:right w:type="dxa" w:w="90"/>
+            </w:tcMar>
+          </w:tcPr>
+          <w:p>
+            <w:pPr>
+              <w:spacing w:after="40"/>
+              <w:jc w:val="left"/>
+            </w:pPr>
+            <w:r>
+              <w:rPr>
+                <w:rFonts w:ascii="Inter" w:cs="Inter" w:eastAsia="Inter" w:hAnsi="Inter"/>
+              </w:rPr>
+              <w:t xml:space="preserve">CCP 2 : merchandising, expérience client ; culture régionale</w:t>
             </w:r>
           </w:p>
         </w:tc>
       </w:tr>
       <w:tr>
         <w:trPr>
-          <w:cantSplit/>
+          <w:cantSplit w:val="false"/>
         </w:trPr>
         <w:tc>
           <w:tcPr>
-            <w:tcW w:type="dxa" w:w="2200"/>
-            <w:tcMar>
-              <w:top w:type="dxa" w:w="60"/>
-              <w:left w:type="dxa" w:w="90"/>
-              <w:bottom w:type="dxa" w:w="60"/>
-              <w:right w:type="dxa" w:w="90"/>
-            </w:tcMar>
-          </w:tcPr>
-          <w:p>
-            <w:pPr>
-              <w:spacing w:after="40"/>
-            </w:pPr>
-            <w:r>
-              <w:rPr>
-                <w:rFonts w:ascii="Inter" w:cs="Inter" w:eastAsia="Inter" w:hAnsi="Inter"/>
-              </w:rPr>
-              <w:t xml:space="preserve">Trimestre 2</w:t>
-            </w:r>
-          </w:p>
-        </w:tc>
-        <w:tc>
-          <w:tcPr>
-            <w:tcW w:type="dxa" w:w="4800"/>
-            <w:tcMar>
-              <w:top w:type="dxa" w:w="60"/>
-              <w:left w:type="dxa" w:w="90"/>
-              <w:bottom w:type="dxa" w:w="60"/>
-              <w:right w:type="dxa" w:w="90"/>
-            </w:tcMar>
-          </w:tcPr>
-          <w:p>
-            <w:pPr>
-              <w:spacing w:after="40"/>
-            </w:pPr>
-            <w:r>
-              <w:rPr>
-                <w:rFonts w:ascii="Inter" w:cs="Inter" w:eastAsia="Inter" w:hAnsi="Inter"/>
-              </w:rPr>
-              <w:t xml:space="preserve">Rencontre artistique (concert, théâtre, maloya, slam) suivie d’un échange</w:t>
-            </w:r>
-          </w:p>
-        </w:tc>
-        <w:tc>
-          <w:tcPr>
-            <w:tcW w:type="dxa" w:w="2638"/>
-            <w:tcMar>
-              <w:top w:type="dxa" w:w="60"/>
-              <w:left w:type="dxa" w:w="90"/>
-              <w:bottom w:type="dxa" w:w="60"/>
-              <w:right w:type="dxa" w:w="90"/>
-            </w:tcMar>
-          </w:tcPr>
-          <w:p>
-            <w:pPr>
-              <w:spacing w:after="40"/>
-            </w:pPr>
-            <w:r>
-              <w:rPr>
-                <w:rFonts w:ascii="Inter" w:cs="Inter" w:eastAsia="Inter" w:hAnsi="Inter"/>
-              </w:rPr>
-              <w:t xml:space="preserve">Expression orale, confiance en soi</w:t>
+            <w:tcW w:type="dxa" w:w="1700"/>
+            <w:tcMar>
+              <w:top w:type="dxa" w:w="60"/>
+              <w:left w:type="dxa" w:w="90"/>
+              <w:bottom w:type="dxa" w:w="60"/>
+              <w:right w:type="dxa" w:w="90"/>
+            </w:tcMar>
+          </w:tcPr>
+          <w:p>
+            <w:pPr>
+              <w:spacing w:after="40"/>
+              <w:jc w:val="left"/>
+            </w:pPr>
+            <w:r>
+              <w:rPr>
+                <w:rFonts w:ascii="Inter" w:cs="Inter" w:eastAsia="Inter" w:hAnsi="Inter"/>
+              </w:rPr>
+              <w:t xml:space="preserve">Jeudi 22 juillet 2027</w:t>
+            </w:r>
+          </w:p>
+        </w:tc>
+        <w:tc>
+          <w:tcPr>
+            <w:tcW w:type="dxa" w:w="1900"/>
+            <w:tcMar>
+              <w:top w:type="dxa" w:w="60"/>
+              <w:left w:type="dxa" w:w="90"/>
+              <w:bottom w:type="dxa" w:w="60"/>
+              <w:right w:type="dxa" w:w="90"/>
+            </w:tcMar>
+          </w:tcPr>
+          <w:p>
+            <w:pPr>
+              <w:spacing w:after="40"/>
+              <w:jc w:val="left"/>
+            </w:pPr>
+            <w:r>
+              <w:rPr>
+                <w:rFonts w:ascii="Inter" w:cs="Inter" w:eastAsia="Inter" w:hAnsi="Inter"/>
+                <w:b/>
+                <w:bCs/>
+              </w:rPr>
+              <w:t xml:space="preserve">Artiste et entrepreneur</w:t>
+            </w:r>
+            <w:r>
+              <w:rPr>
+                <w:rFonts w:ascii="Inter" w:cs="Inter" w:eastAsia="Inter" w:hAnsi="Inter"/>
+              </w:rPr>
+              <w:t xml:space="preserve"> (rencontre artistique)</w:t>
+            </w:r>
+          </w:p>
+        </w:tc>
+        <w:tc>
+          <w:tcPr>
+            <w:tcW w:type="dxa" w:w="4000"/>
+            <w:tcMar>
+              <w:top w:type="dxa" w:w="60"/>
+              <w:left w:type="dxa" w:w="90"/>
+              <w:bottom w:type="dxa" w:w="60"/>
+              <w:right w:type="dxa" w:w="90"/>
+            </w:tcMar>
+          </w:tcPr>
+          <w:p>
+            <w:pPr>
+              <w:spacing w:after="40"/>
+              <w:jc w:val="both"/>
+            </w:pPr>
+            <w:r>
+              <w:rPr>
+                <w:rFonts w:ascii="Inter" w:cs="Inter" w:eastAsia="Inter" w:hAnsi="Inter"/>
+              </w:rPr>
+              <w:t xml:space="preserve">Rencontre avec un(e) artiste réunionnais(e) reconnu(e) : son parcours, la gestion de sa carrière comme une entreprise, le travail en équipe, la scène comme école de la prise de parole. Courte initiation (slam, maloya ou danse) pour s’essayer à l’expression en public.</w:t>
+            </w:r>
+          </w:p>
+        </w:tc>
+        <w:tc>
+          <w:tcPr>
+            <w:tcW w:type="dxa" w:w="2038"/>
+            <w:tcMar>
+              <w:top w:type="dxa" w:w="60"/>
+              <w:left w:type="dxa" w:w="90"/>
+              <w:bottom w:type="dxa" w:w="60"/>
+              <w:right w:type="dxa" w:w="90"/>
+            </w:tcMar>
+          </w:tcPr>
+          <w:p>
+            <w:pPr>
+              <w:spacing w:after="40"/>
+              <w:jc w:val="left"/>
+            </w:pPr>
+            <w:r>
+              <w:rPr>
+                <w:rFonts w:ascii="Inter" w:cs="Inter" w:eastAsia="Inter" w:hAnsi="Inter"/>
+              </w:rPr>
+              <w:t xml:space="preserve">CCP 1 : animer, motiver, prendre la parole devant une équipe</w:t>
             </w:r>
           </w:p>
         </w:tc>
       </w:tr>
       <w:tr>
         <w:trPr>
-          <w:cantSplit/>
+          <w:cantSplit w:val="false"/>
         </w:trPr>
         <w:tc>
           <w:tcPr>
-            <w:tcW w:type="dxa" w:w="2200"/>
+            <w:tcW w:type="dxa" w:w="1700"/>
             <w:shd w:fill="EEF1F6" w:color="auto" w:val="clear"/>
             <w:tcMar>
               <w:top w:type="dxa" w:w="60"/>
@@ -931,18 +1109,19 @@
           <w:p>
             <w:pPr>
               <w:spacing w:after="40"/>
-            </w:pPr>
-            <w:r>
-              <w:rPr>
-                <w:rFonts w:ascii="Inter" w:cs="Inter" w:eastAsia="Inter" w:hAnsi="Inter"/>
-              </w:rPr>
-              <w:t xml:space="preserve">Trimestre 3</w:t>
-            </w:r>
-          </w:p>
-        </w:tc>
-        <w:tc>
-          <w:tcPr>
-            <w:tcW w:type="dxa" w:w="4800"/>
+              <w:jc w:val="left"/>
+            </w:pPr>
+            <w:r>
+              <w:rPr>
+                <w:rFonts w:ascii="Inter" w:cs="Inter" w:eastAsia="Inter" w:hAnsi="Inter"/>
+              </w:rPr>
+              <w:t xml:space="preserve">Jeudi 26 août 2027</w:t>
+            </w:r>
+          </w:p>
+        </w:tc>
+        <w:tc>
+          <w:tcPr>
+            <w:tcW w:type="dxa" w:w="1900"/>
             <w:shd w:fill="EEF1F6" w:color="auto" w:val="clear"/>
             <w:tcMar>
               <w:top w:type="dxa" w:w="60"/>
@@ -954,18 +1133,27 @@
           <w:p>
             <w:pPr>
               <w:spacing w:after="40"/>
-            </w:pPr>
-            <w:r>
-              <w:rPr>
-                <w:rFonts w:ascii="Inter" w:cs="Inter" w:eastAsia="Inter" w:hAnsi="Inter"/>
-              </w:rPr>
-              <w:t xml:space="preserve">Tournoi sportif inter-promotions ou participation à une course solidaire</w:t>
-            </w:r>
-          </w:p>
-        </w:tc>
-        <w:tc>
-          <w:tcPr>
-            <w:tcW w:type="dxa" w:w="2638"/>
+              <w:jc w:val="left"/>
+            </w:pPr>
+            <w:r>
+              <w:rPr>
+                <w:rFonts w:ascii="Inter" w:cs="Inter" w:eastAsia="Inter" w:hAnsi="Inter"/>
+                <w:b/>
+                <w:bCs/>
+              </w:rPr>
+              <w:t xml:space="preserve">Le tournoi solidaire de la promo</w:t>
+            </w:r>
+            <w:r>
+              <w:rPr>
+                <w:rFonts w:ascii="Inter" w:cs="Inter" w:eastAsia="Inter" w:hAnsi="Inter"/>
+              </w:rPr>
+              <w:t xml:space="preserve"> (sport et solidarité)</w:t>
+            </w:r>
+          </w:p>
+        </w:tc>
+        <w:tc>
+          <w:tcPr>
+            <w:tcW w:type="dxa" w:w="4000"/>
             <w:shd w:fill="EEF1F6" w:color="auto" w:val="clear"/>
             <w:tcMar>
               <w:top w:type="dxa" w:w="60"/>
@@ -977,99 +1165,156 @@
           <w:p>
             <w:pPr>
               <w:spacing w:after="40"/>
-            </w:pPr>
-            <w:r>
-              <w:rPr>
-                <w:rFonts w:ascii="Inter" w:cs="Inter" w:eastAsia="Inter" w:hAnsi="Inter"/>
-              </w:rPr>
-              <w:t xml:space="preserve">Esprit d’équipe, santé</w:t>
+              <w:jc w:val="both"/>
+            </w:pPr>
+            <w:r>
+              <w:rPr>
+                <w:rFonts w:ascii="Inter" w:cs="Inter" w:eastAsia="Inter" w:hAnsi="Inter"/>
+              </w:rPr>
+              <w:t xml:space="preserve">Tournoi sportif (football à 5, beach-volley ou relais) </w:t>
+            </w:r>
+            <w:r>
+              <w:rPr>
+                <w:rFonts w:ascii="Inter" w:cs="Inter" w:eastAsia="Inter" w:hAnsi="Inter"/>
+                <w:b/>
+                <w:bCs/>
+              </w:rPr>
+              <w:t xml:space="preserve">organisé de A à Z par les apprentis</w:t>
+            </w:r>
+            <w:r>
+              <w:rPr>
+                <w:rFonts w:ascii="Inter" w:cs="Inter" w:eastAsia="Inter" w:hAnsi="Inter"/>
+              </w:rPr>
+              <w:t xml:space="preserve"> au profit d’une association : budget, communication, recherche de lots auprès des magasins d’accueil, logistique, sécurité. Variante : participation collective à une course solidaire de l’île.</w:t>
+            </w:r>
+          </w:p>
+        </w:tc>
+        <w:tc>
+          <w:tcPr>
+            <w:tcW w:type="dxa" w:w="2038"/>
+            <w:shd w:fill="EEF1F6" w:color="auto" w:val="clear"/>
+            <w:tcMar>
+              <w:top w:type="dxa" w:w="60"/>
+              <w:left w:type="dxa" w:w="90"/>
+              <w:bottom w:type="dxa" w:w="60"/>
+              <w:right w:type="dxa" w:w="90"/>
+            </w:tcMar>
+          </w:tcPr>
+          <w:p>
+            <w:pPr>
+              <w:spacing w:after="40"/>
+              <w:jc w:val="left"/>
+            </w:pPr>
+            <w:r>
+              <w:rPr>
+                <w:rFonts w:ascii="Inter" w:cs="Inter" w:eastAsia="Inter" w:hAnsi="Inter"/>
+              </w:rPr>
+              <w:t xml:space="preserve">CCP 1 et CCP 2 : conduire un projet d’animation, déléguer, mobiliser des partenaires</w:t>
             </w:r>
           </w:p>
         </w:tc>
       </w:tr>
       <w:tr>
         <w:trPr>
-          <w:cantSplit/>
+          <w:cantSplit w:val="false"/>
         </w:trPr>
         <w:tc>
           <w:tcPr>
-            <w:tcW w:type="dxa" w:w="2200"/>
-            <w:tcMar>
-              <w:top w:type="dxa" w:w="60"/>
-              <w:left w:type="dxa" w:w="90"/>
-              <w:bottom w:type="dxa" w:w="60"/>
-              <w:right w:type="dxa" w:w="90"/>
-            </w:tcMar>
-          </w:tcPr>
-          <w:p>
-            <w:pPr>
-              <w:spacing w:after="40"/>
-            </w:pPr>
-            <w:r>
-              <w:rPr>
-                <w:rFonts w:ascii="Inter" w:cs="Inter" w:eastAsia="Inter" w:hAnsi="Inter"/>
-              </w:rPr>
-              <w:t xml:space="preserve">Toute l’année</w:t>
-            </w:r>
-          </w:p>
-        </w:tc>
-        <w:tc>
-          <w:tcPr>
-            <w:tcW w:type="dxa" w:w="4800"/>
-            <w:tcMar>
-              <w:top w:type="dxa" w:w="60"/>
-              <w:left w:type="dxa" w:w="90"/>
-              <w:bottom w:type="dxa" w:w="60"/>
-              <w:right w:type="dxa" w:w="90"/>
-            </w:tcMar>
-          </w:tcPr>
-          <w:p>
-            <w:pPr>
-              <w:spacing w:after="40"/>
-            </w:pPr>
-            <w:r>
-              <w:rPr>
-                <w:rFonts w:ascii="Inter" w:cs="Inter" w:eastAsia="Inter" w:hAnsi="Inter"/>
-              </w:rPr>
-              <w:t xml:space="preserve">Diffusion des offres culturelles et sportives accessibles aux jeunes (dispositifs nationaux et régionaux en vigueur — </w:t>
-            </w:r>
+            <w:tcW w:type="dxa" w:w="1700"/>
+            <w:tcMar>
+              <w:top w:type="dxa" w:w="60"/>
+              <w:left w:type="dxa" w:w="90"/>
+              <w:bottom w:type="dxa" w:w="60"/>
+              <w:right w:type="dxa" w:w="90"/>
+            </w:tcMar>
+          </w:tcPr>
+          <w:p>
+            <w:pPr>
+              <w:spacing w:after="40"/>
+              <w:jc w:val="left"/>
+            </w:pPr>
+            <w:r>
+              <w:rPr>
+                <w:rFonts w:ascii="Inter" w:cs="Inter" w:eastAsia="Inter" w:hAnsi="Inter"/>
+              </w:rPr>
+              <w:t xml:space="preserve">Jeudi 16 décembre 2027</w:t>
+            </w:r>
+          </w:p>
+        </w:tc>
+        <w:tc>
+          <w:tcPr>
+            <w:tcW w:type="dxa" w:w="1900"/>
+            <w:tcMar>
+              <w:top w:type="dxa" w:w="60"/>
+              <w:left w:type="dxa" w:w="90"/>
+              <w:bottom w:type="dxa" w:w="60"/>
+              <w:right w:type="dxa" w:w="90"/>
+            </w:tcMar>
+          </w:tcPr>
+          <w:p>
+            <w:pPr>
+              <w:spacing w:after="40"/>
+              <w:jc w:val="left"/>
+            </w:pPr>
             <w:r>
               <w:rPr>
                 <w:rFonts w:ascii="Inter" w:cs="Inter" w:eastAsia="Inter" w:hAnsi="Inter"/>
                 <w:b/>
                 <w:bCs/>
-                <w:highlight w:val="yellow"/>
-                <w:highlightCs w:val="yellow"/>
-              </w:rPr>
-              <w:t xml:space="preserve">[à vérifier]</w:t>
-            </w:r>
-            <w:r>
-              <w:rPr>
-                <w:rFonts w:ascii="Inter" w:cs="Inter" w:eastAsia="Inter" w:hAnsi="Inter"/>
-              </w:rPr>
-              <w:t xml:space="preserve">)</w:t>
-            </w:r>
-          </w:p>
-        </w:tc>
-        <w:tc>
-          <w:tcPr>
-            <w:tcW w:type="dxa" w:w="2638"/>
-            <w:tcMar>
-              <w:top w:type="dxa" w:w="60"/>
-              <w:left w:type="dxa" w:w="90"/>
-              <w:bottom w:type="dxa" w:w="60"/>
-              <w:right w:type="dxa" w:w="90"/>
-            </w:tcMar>
-          </w:tcPr>
-          <w:p>
-            <w:pPr>
-              <w:spacing w:after="40"/>
-            </w:pPr>
-            <w:r>
-              <w:rPr>
-                <w:rFonts w:ascii="Inter" w:cs="Inter" w:eastAsia="Inter" w:hAnsi="Inter"/>
-              </w:rPr>
-              <w:t xml:space="preserve">Accès à la culture</w:t>
+              </w:rPr>
+              <w:t xml:space="preserve">Noël solidaire</w:t>
+            </w:r>
+            <w:r>
+              <w:rPr>
+                <w:rFonts w:ascii="Inter" w:cs="Inter" w:eastAsia="Inter" w:hAnsi="Inter"/>
+              </w:rPr>
+              <w:t xml:space="preserve"> (solidarité et culture)</w:t>
+            </w:r>
+          </w:p>
+        </w:tc>
+        <w:tc>
+          <w:tcPr>
+            <w:tcW w:type="dxa" w:w="4000"/>
+            <w:tcMar>
+              <w:top w:type="dxa" w:w="60"/>
+              <w:left w:type="dxa" w:w="90"/>
+              <w:bottom w:type="dxa" w:w="60"/>
+              <w:right w:type="dxa" w:w="90"/>
+            </w:tcMar>
+          </w:tcPr>
+          <w:p>
+            <w:pPr>
+              <w:spacing w:after="40"/>
+              <w:jc w:val="both"/>
+            </w:pPr>
+            <w:r>
+              <w:rPr>
+                <w:rFonts w:ascii="Inter" w:cs="Inter" w:eastAsia="Inter" w:hAnsi="Inter"/>
+              </w:rPr>
+              <w:t xml:space="preserve">Bilan de la collecte solidaire organisée par les apprentis dans leurs magasins d’accueil pendant les quinze jours précédents (vitrine, affichage, animation), remise des dons à une association, puis échange sur le sens du 20 décembre, fête de l’abolition de l’esclavage, avec un intervenant culturel. Moment convivial de fin d’année.</w:t>
+            </w:r>
+          </w:p>
+        </w:tc>
+        <w:tc>
+          <w:tcPr>
+            <w:tcW w:type="dxa" w:w="2038"/>
+            <w:tcMar>
+              <w:top w:type="dxa" w:w="60"/>
+              <w:left w:type="dxa" w:w="90"/>
+              <w:bottom w:type="dxa" w:w="60"/>
+              <w:right w:type="dxa" w:w="90"/>
+            </w:tcMar>
+          </w:tcPr>
+          <w:p>
+            <w:pPr>
+              <w:spacing w:after="40"/>
+              <w:jc w:val="left"/>
+            </w:pPr>
+            <w:r>
+              <w:rPr>
+                <w:rFonts w:ascii="Inter" w:cs="Inter" w:eastAsia="Inter" w:hAnsi="Inter"/>
+              </w:rPr>
+              <w:t xml:space="preserve">CCP 2 : opération d’animation commerciale ; responsabilité sociétale ; culture</w:t>
             </w:r>
           </w:p>
         </w:tc>
@@ -1101,6 +1346,7 @@
           <w:numId w:val="2"/>
         </w:numPr>
         <w:spacing w:after="60" w:line="276"/>
+        <w:jc w:val="both"/>
       </w:pPr>
       <w:r>
         <w:rPr>
@@ -1114,23 +1360,21 @@
         <w:rPr>
           <w:rFonts w:ascii="Inter" w:cs="Inter" w:eastAsia="Inter" w:hAnsi="Inter"/>
         </w:rPr>
-        <w:t xml:space="preserve"> : </w:t>
+        <w:t xml:space="preserve"> : Aurélien LUMEKA. Le programme est présenté à la promotion dès la semaine d’intégration ; les </w:t>
       </w:r>
       <w:r>
         <w:rPr>
           <w:rFonts w:ascii="Inter" w:cs="Inter" w:eastAsia="Inter" w:hAnsi="Inter"/>
           <w:b/>
           <w:bCs/>
-          <w:highlight w:val="yellow"/>
-          <w:highlightCs w:val="yellow"/>
-        </w:rPr>
-        <w:t xml:space="preserve">[nom]</w:t>
-      </w:r>
-      <w:r>
-        <w:rPr>
-          <w:rFonts w:ascii="Inter" w:cs="Inter" w:eastAsia="Inter" w:hAnsi="Inter"/>
-        </w:rPr>
-        <w:t xml:space="preserve"> ; programme élaboré avec les délégués de la promotion.</w:t>
+        </w:rPr>
+        <w:t xml:space="preserve">délégués</w:t>
+      </w:r>
+      <w:r>
+        <w:rPr>
+          <w:rFonts w:ascii="Inter" w:cs="Inter" w:eastAsia="Inter" w:hAnsi="Inter"/>
+        </w:rPr>
+        <w:t xml:space="preserve">, élus en avril 2027, peuvent proposer des ajustements ou une activité de remplacement.</w:t>
       </w:r>
     </w:p>
     <w:p>
@@ -1141,12 +1385,21 @@
           <w:numId w:val="2"/>
         </w:numPr>
         <w:spacing w:after="60" w:line="276"/>
-      </w:pPr>
-      <w:r>
-        <w:rPr>
-          <w:rFonts w:ascii="Inter" w:cs="Inter" w:eastAsia="Inter" w:hAnsi="Inter"/>
-        </w:rPr>
-        <w:t xml:space="preserve">Activités programmées sur le temps de formation ou en dehors, sur la base du volontariat lorsqu’elles ont lieu hors temps de formation.</w:t>
+        <w:jc w:val="both"/>
+      </w:pPr>
+      <w:r>
+        <w:rPr>
+          <w:rFonts w:ascii="Inter" w:cs="Inter" w:eastAsia="Inter" w:hAnsi="Inter"/>
+          <w:b/>
+          <w:bCs/>
+        </w:rPr>
+        <w:t xml:space="preserve">Statut des Rendez-vous</w:t>
+      </w:r>
+      <w:r>
+        <w:rPr>
+          <w:rFonts w:ascii="Inter" w:cs="Inter" w:eastAsia="Inter" w:hAnsi="Inter"/>
+        </w:rPr>
+        <w:t xml:space="preserve"> : ils sont inscrits au calendrier de formation annexé à la convention de formation signée avec l’employeur. Ce temps est du temps de formation, rémunéré comme tel ; la présence est obligatoire et fait l’objet d’un émargement.</w:t>
       </w:r>
     </w:p>
     <w:p>
@@ -1157,12 +1410,21 @@
           <w:numId w:val="2"/>
         </w:numPr>
         <w:spacing w:after="60" w:line="276"/>
-      </w:pPr>
-      <w:r>
-        <w:rPr>
-          <w:rFonts w:ascii="Inter" w:cs="Inter" w:eastAsia="Inter" w:hAnsi="Inter"/>
-        </w:rPr>
-        <w:t xml:space="preserve">Accessibilité vérifiée pour chaque activité ; alternative proposée si nécessaire (pièce n° 10).</w:t>
+        <w:jc w:val="both"/>
+      </w:pPr>
+      <w:r>
+        <w:rPr>
+          <w:rFonts w:ascii="Inter" w:cs="Inter" w:eastAsia="Inter" w:hAnsi="Inter"/>
+          <w:b/>
+          <w:bCs/>
+        </w:rPr>
+        <w:t xml:space="preserve">Accessibilité</w:t>
+      </w:r>
+      <w:r>
+        <w:rPr>
+          <w:rFonts w:ascii="Inter" w:cs="Inter" w:eastAsia="Inter" w:hAnsi="Inter"/>
+        </w:rPr>
+        <w:t xml:space="preserve"> : chaque activité est vérifiée au regard des besoins des apprentis ; une alternative est proposée si nécessaire (pièce n° 10).</w:t>
       </w:r>
     </w:p>
     <w:p>
@@ -1173,28 +1435,21 @@
           <w:numId w:val="2"/>
         </w:numPr>
         <w:spacing w:after="60" w:line="276"/>
-      </w:pPr>
-      <w:r>
-        <w:rPr>
-          <w:rFonts w:ascii="Inter" w:cs="Inter" w:eastAsia="Inter" w:hAnsi="Inter"/>
-        </w:rPr>
-        <w:t xml:space="preserve">Budget prévisionnel annuel : </w:t>
-      </w:r>
+        <w:jc w:val="both"/>
+      </w:pPr>
       <w:r>
         <w:rPr>
           <w:rFonts w:ascii="Inter" w:cs="Inter" w:eastAsia="Inter" w:hAnsi="Inter"/>
           <w:b/>
           <w:bCs/>
-          <w:highlight w:val="yellow"/>
-          <w:highlightCs w:val="yellow"/>
-        </w:rPr>
-        <w:t xml:space="preserve">[montant]</w:t>
-      </w:r>
-      <w:r>
-        <w:rPr>
-          <w:rFonts w:ascii="Inter" w:cs="Inter" w:eastAsia="Inter" w:hAnsi="Inter"/>
-        </w:rPr>
-        <w:t xml:space="preserve"> € ; recherche de partenaires (collectivités, associations, entreprises).</w:t>
+        </w:rPr>
+        <w:t xml:space="preserve">Sécurité</w:t>
+      </w:r>
+      <w:r>
+        <w:rPr>
+          <w:rFonts w:ascii="Inter" w:cs="Inter" w:eastAsia="Inter" w:hAnsi="Inter"/>
+        </w:rPr>
+        <w:t xml:space="preserve"> : assurance responsabilité civile de l’organisme vérifiée pour chaque activité extérieure ; autorisation des représentants légaux pour les mineurs ; plan de repli en cas d’intempéries ou d’alerte cyclonique.</w:t>
       </w:r>
     </w:p>
     <w:p>
@@ -1205,12 +1460,37 @@
           <w:numId w:val="2"/>
         </w:numPr>
         <w:spacing w:after="60" w:line="276"/>
-      </w:pPr>
-      <w:r>
-        <w:rPr>
-          <w:rFonts w:ascii="Inter" w:cs="Inter" w:eastAsia="Inter" w:hAnsi="Inter"/>
-        </w:rPr>
-        <w:t xml:space="preserve">Assurance responsabilité civile de l’organisme vérifiée pour les activités extérieures ; autorisation parentale pour les mineurs.</w:t>
+        <w:jc w:val="both"/>
+      </w:pPr>
+      <w:r>
+        <w:rPr>
+          <w:rFonts w:ascii="Inter" w:cs="Inter" w:eastAsia="Inter" w:hAnsi="Inter"/>
+          <w:b/>
+          <w:bCs/>
+        </w:rPr>
+        <w:t xml:space="preserve">Budget</w:t>
+      </w:r>
+      <w:r>
+        <w:rPr>
+          <w:rFonts w:ascii="Inter" w:cs="Inter" w:eastAsia="Inter" w:hAnsi="Inter"/>
+        </w:rPr>
+        <w:t xml:space="preserve"> prévisionnel annuel : </w:t>
+      </w:r>
+      <w:r>
+        <w:rPr>
+          <w:rFonts w:ascii="Inter" w:cs="Inter" w:eastAsia="Inter" w:hAnsi="Inter"/>
+          <w:b/>
+          <w:bCs/>
+          <w:highlight w:val="yellow"/>
+          <w:highlightCs w:val="yellow"/>
+        </w:rPr>
+        <w:t xml:space="preserve">[montant]</w:t>
+      </w:r>
+      <w:r>
+        <w:rPr>
+          <w:rFonts w:ascii="Inter" w:cs="Inter" w:eastAsia="Inter" w:hAnsi="Inter"/>
+        </w:rPr>
+        <w:t xml:space="preserve"> € ; recherche de partenaires (collectivités, associations, entreprises d’accueil) pour réduire le coût des activités.</w:t>
       </w:r>
     </w:p>
     <w:tbl>
@@ -1257,6 +1537,7 @@
           <w:p>
             <w:pPr>
               <w:spacing w:after="50"/>
+              <w:jc w:val="both"/>
             </w:pPr>
             <w:r>
               <w:rPr>
@@ -1270,7 +1551,7 @@
               <w:rPr>
                 <w:rFonts w:ascii="Inter" w:cs="Inter" w:eastAsia="Inter" w:hAnsi="Inter"/>
               </w:rPr>
-              <w:t xml:space="preserve"> — Droit à l’image : aucune photo d’apprenti n’est publiée sans autorisation écrite (et celle des représentants légaux pour un mineur). Pas de publication sur des réseaux sociaux sans cet accord.</w:t>
+              <w:t xml:space="preserve"> — Droit à l’image : aucune photo ni vidéo d’apprenti n’est publiée sans autorisation écrite (et celle des représentants légaux pour un mineur). La liste des participants transmise à un partenaire se limite au nom et au prénom.</w:t>
             </w:r>
           </w:p>
         </w:tc>

--- a/dossier-deets-apprentissage/word/16_Modalites_activites_culturelles_et_sportives.docx
+++ b/dossier-deets-apprentissage/word/16_Modalites_activites_culturelles_et_sportives.docx
@@ -4,29 +4,47 @@
   <w:body>
     <w:p>
       <w:pPr>
-        <w:spacing w:after="40"/>
-      </w:pPr>
-      <w:r>
-        <w:rPr>
-          <w:rFonts w:ascii="Montserrat" w:cs="Montserrat" w:eastAsia="Montserrat" w:hAnsi="Montserrat"/>
-          <w:b/>
-          <w:bCs/>
-          <w:color w:val="1B3A6B"/>
-          <w:sz w:val="40"/>
-          <w:szCs w:val="40"/>
-        </w:rPr>
-        <w:t xml:space="preserve">YEBA</w:t>
-      </w:r>
-      <w:r>
-        <w:rPr>
-          <w:rFonts w:ascii="Montserrat" w:cs="Montserrat" w:eastAsia="Montserrat" w:hAnsi="Montserrat"/>
-          <w:b/>
-          <w:bCs/>
-          <w:color w:val="C9AB4C"/>
-          <w:sz w:val="40"/>
-          <w:szCs w:val="40"/>
-        </w:rPr>
-        <w:t xml:space="preserve">  FORMATIONS</w:t>
+        <w:spacing w:after="80"/>
+      </w:pPr>
+      <w:r>
+        <w:drawing>
+          <wp:inline distT="0" distB="0" distL="0" distR="0">
+            <wp:extent cx="1143000" cy="971550"/>
+            <wp:effectExtent t="0" r="0" b="0" l="0"/>
+            <wp:docPr id="1" name="logo" descr="Logo YEBA FORMATIONS" title="Logo YEBA FORMATIONS"/>
+            <wp:cNvGraphicFramePr>
+              <a:graphicFrameLocks xmlns:a="http://schemas.openxmlformats.org/drawingml/2006/main" noChangeAspect="1"/>
+            </wp:cNvGraphicFramePr>
+            <a:graphic xmlns:a="http://schemas.openxmlformats.org/drawingml/2006/main">
+              <a:graphicData uri="http://schemas.openxmlformats.org/drawingml/2006/picture">
+                <pic:pic xmlns:pic="http://schemas.openxmlformats.org/drawingml/2006/picture">
+                  <pic:nvPicPr>
+                    <pic:cNvPr id="0" name="" descr=""/>
+                    <pic:cNvPicPr>
+                      <a:picLocks noChangeAspect="1" noChangeArrowheads="1"/>
+                    </pic:cNvPicPr>
+                  </pic:nvPicPr>
+                  <pic:blipFill>
+                    <a:blip r:embed="rId9" cstate="none"/>
+                    <a:srcRect/>
+                    <a:stretch>
+                      <a:fillRect/>
+                    </a:stretch>
+                  </pic:blipFill>
+                  <pic:spPr bwMode="auto">
+                    <a:xfrm>
+                      <a:off x="0" y="0"/>
+                      <a:ext cx="1143000" cy="971550"/>
+                    </a:xfrm>
+                    <a:prstGeom prst="rect">
+                      <a:avLst/>
+                    </a:prstGeom>
+                  </pic:spPr>
+                </pic:pic>
+              </a:graphicData>
+            </a:graphic>
+          </wp:inline>
+        </w:drawing>
       </w:r>
     </w:p>
     <w:p>
@@ -512,7 +530,7 @@
               <w:rPr>
                 <w:rFonts w:ascii="Inter" w:cs="Inter" w:eastAsia="Inter" w:hAnsi="Inter"/>
               </w:rPr>
-              <w:t xml:space="preserve">Aurélien LUMEKA, Directeur</w:t>
+              <w:t xml:space="preserve">Aurélien LUMEKA, Directeur — +262 693 32 24 45 — yebaformations@gmail.com</w:t>
             </w:r>
           </w:p>
         </w:tc>
@@ -565,7 +583,7 @@
               <w:rPr>
                 <w:rFonts w:ascii="Inter" w:cs="Inter" w:eastAsia="Inter" w:hAnsi="Inter"/>
               </w:rPr>
-              <w:t xml:space="preserve">Version 2 du 28/10/2026</w:t>
+              <w:t xml:space="preserve">Version 3 du 30/10/2026</w:t>
             </w:r>
           </w:p>
         </w:tc>
@@ -624,7 +642,7 @@
         <w:rPr>
           <w:rFonts w:ascii="Inter" w:cs="Inter" w:eastAsia="Inter" w:hAnsi="Inter"/>
         </w:rPr>
-        <w:t xml:space="preserve"> : une demi-journée par mois, le jeudi de 13 h à 17 h, en dehors des semaines au CFA (programme complet en pièce n° 19). Elles ne réduisent donc pas les 420 heures de formation.</w:t>
+        <w:t xml:space="preserve"> : une journée par mois, un mardi, de 8 h à 12 h et de 13 h à 16 h, en dehors des semaines au CFA (programme complet en pièce n° 19). Elles ne réduisent donc pas les 420 heures de formation.</w:t>
       </w:r>
     </w:p>
     <w:p>
@@ -774,7 +792,7 @@
       </w:tr>
       <w:tr>
         <w:trPr>
-          <w:cantSplit/>
+          <w:cantSplit w:val="false"/>
         </w:trPr>
         <w:tc>
           <w:tcPr>
@@ -795,7 +813,7 @@
               <w:rPr>
                 <w:rFonts w:ascii="Inter" w:cs="Inter" w:eastAsia="Inter" w:hAnsi="Inter"/>
               </w:rPr>
-              <w:t xml:space="preserve">Jeudi 18 mars 2027</w:t>
+              <w:t xml:space="preserve">Mardi 16 mars 2027</w:t>
             </w:r>
           </w:p>
         </w:tc>
@@ -849,7 +867,19 @@
               <w:rPr>
                 <w:rFonts w:ascii="Inter" w:cs="Inter" w:eastAsia="Inter" w:hAnsi="Inter"/>
               </w:rPr>
-              <w:t xml:space="preserve">Après-midi de cohésion de 4 heures : défi « magasin éphémère » par équipes (installer, vendre, encaisser en 2 heures, avec un vrai jury), suivi d’un débriefing sur les rôles de chacun dans une équipe.</w:t>
+              <w:t xml:space="preserve">Matin : Team building de 4 heures : défi « magasin éphémère » par équipes (installer, vendre, encaisser en temps limité, devant un vrai jury).</w:t>
+            </w:r>
+          </w:p>
+          <w:p>
+            <w:pPr>
+              <w:spacing w:after="40"/>
+              <w:jc w:val="left"/>
+            </w:pPr>
+            <w:r>
+              <w:rPr>
+                <w:rFonts w:ascii="Inter" w:cs="Inter" w:eastAsia="Inter" w:hAnsi="Inter"/>
+              </w:rPr>
+              <w:t xml:space="preserve">Après-midi : Débriefing : les rôles de chacun dans une équipe et ce qu’ils disent du manager ; constitution des binômes d’entraide.</w:t>
             </w:r>
           </w:p>
         </w:tc>
@@ -901,7 +931,7 @@
               <w:rPr>
                 <w:rFonts w:ascii="Inter" w:cs="Inter" w:eastAsia="Inter" w:hAnsi="Inter"/>
               </w:rPr>
-              <w:t xml:space="preserve">Jeudi 27 mai 2027</w:t>
+              <w:t xml:space="preserve">Mardi 25 mai 2027</w:t>
             </w:r>
           </w:p>
         </w:tc>
@@ -957,7 +987,19 @@
               <w:rPr>
                 <w:rFonts w:ascii="Inter" w:cs="Inter" w:eastAsia="Inter" w:hAnsi="Inter"/>
               </w:rPr>
-              <w:t xml:space="preserve">Visite commentée du centre-ville commerçant de Saint-Denis et du Grand Marché : histoire des boutiques chinoises, des comptoirs et du commerce de l’île, observation des vitrines et de l’accueil client, puis échange avec un commerçant historique.</w:t>
+              <w:t xml:space="preserve">Matin : Visite commentée du centre-ville commerçant de Saint-Denis et du Grand Marché : histoire des boutiques chinoises, des comptoirs et du commerce de l’île.</w:t>
+            </w:r>
+          </w:p>
+          <w:p>
+            <w:pPr>
+              <w:spacing w:after="40"/>
+              <w:jc w:val="both"/>
+            </w:pPr>
+            <w:r>
+              <w:rPr>
+                <w:rFonts w:ascii="Inter" w:cs="Inter" w:eastAsia="Inter" w:hAnsi="Inter"/>
+              </w:rPr>
+              <w:t xml:space="preserve">Après-midi : Échange avec un commerçant historique, puis atelier « ce que j’ai observé » : vitrines, accueil, ambiance, idées à rapporter dans son magasin.</w:t>
             </w:r>
           </w:p>
         </w:tc>
@@ -1009,7 +1051,7 @@
               <w:rPr>
                 <w:rFonts w:ascii="Inter" w:cs="Inter" w:eastAsia="Inter" w:hAnsi="Inter"/>
               </w:rPr>
-              <w:t xml:space="preserve">Jeudi 22 juillet 2027</w:t>
+              <w:t xml:space="preserve">Mardi 20 juillet 2027</w:t>
             </w:r>
           </w:p>
         </w:tc>
@@ -1057,13 +1099,25 @@
           <w:p>
             <w:pPr>
               <w:spacing w:after="40"/>
+              <w:jc w:val="left"/>
+            </w:pPr>
+            <w:r>
+              <w:rPr>
+                <w:rFonts w:ascii="Inter" w:cs="Inter" w:eastAsia="Inter" w:hAnsi="Inter"/>
+              </w:rPr>
+              <w:t xml:space="preserve">Matin : Atelier d’expression (slam, maloya ou danse) : oser prendre la parole et se mettre en scène devant un groupe.</w:t>
+            </w:r>
+          </w:p>
+          <w:p>
+            <w:pPr>
+              <w:spacing w:after="40"/>
               <w:jc w:val="both"/>
             </w:pPr>
             <w:r>
               <w:rPr>
                 <w:rFonts w:ascii="Inter" w:cs="Inter" w:eastAsia="Inter" w:hAnsi="Inter"/>
               </w:rPr>
-              <w:t xml:space="preserve">Rencontre avec un(e) artiste réunionnais(e) reconnu(e) : son parcours, la gestion de sa carrière comme une entreprise, le travail en équipe, la scène comme école de la prise de parole. Courte initiation (slam, maloya ou danse) pour s’essayer à l’expression en public.</w:t>
+              <w:t xml:space="preserve">Après-midi : Rencontre avec un(e) artiste réunionnais(e) reconnu(e) : son parcours, la gestion de sa carrière comme une entreprise, le travail en équipe, la scène comme école de la prise de parole.</w:t>
             </w:r>
           </w:p>
         </w:tc>
@@ -1115,7 +1169,7 @@
               <w:rPr>
                 <w:rFonts w:ascii="Inter" w:cs="Inter" w:eastAsia="Inter" w:hAnsi="Inter"/>
               </w:rPr>
-              <w:t xml:space="preserve">Jeudi 26 août 2027</w:t>
+              <w:t xml:space="preserve">Mardi 24 août 2027</w:t>
             </w:r>
           </w:p>
         </w:tc>
@@ -1171,7 +1225,7 @@
               <w:rPr>
                 <w:rFonts w:ascii="Inter" w:cs="Inter" w:eastAsia="Inter" w:hAnsi="Inter"/>
               </w:rPr>
-              <w:t xml:space="preserve">Tournoi sportif (football à 5, beach-volley ou relais) </w:t>
+              <w:t xml:space="preserve">Matin : Installation et tournoi sportif (football à 5, beach-volley ou relais) </w:t>
             </w:r>
             <w:r>
               <w:rPr>
@@ -1185,7 +1239,19 @@
               <w:rPr>
                 <w:rFonts w:ascii="Inter" w:cs="Inter" w:eastAsia="Inter" w:hAnsi="Inter"/>
               </w:rPr>
-              <w:t xml:space="preserve"> au profit d’une association : budget, communication, recherche de lots auprès des magasins d’accueil, logistique, sécurité. Variante : participation collective à une course solidaire de l’île.</w:t>
+              <w:t xml:space="preserve"> au profit d’une association.</w:t>
+            </w:r>
+          </w:p>
+          <w:p>
+            <w:pPr>
+              <w:spacing w:after="40"/>
+              <w:jc w:val="both"/>
+            </w:pPr>
+            <w:r>
+              <w:rPr>
+                <w:rFonts w:ascii="Inter" w:cs="Inter" w:eastAsia="Inter" w:hAnsi="Inter"/>
+              </w:rPr>
+              <w:t xml:space="preserve">Après-midi : Finales, remise des dons à l’association, puis bilan du projet : budget, communication, partenaires, ce qu’il faudrait refaire ou changer.</w:t>
             </w:r>
           </w:p>
         </w:tc>
@@ -1237,7 +1303,7 @@
               <w:rPr>
                 <w:rFonts w:ascii="Inter" w:cs="Inter" w:eastAsia="Inter" w:hAnsi="Inter"/>
               </w:rPr>
-              <w:t xml:space="preserve">Jeudi 16 décembre 2027</w:t>
+              <w:t xml:space="preserve">Mardi 14 décembre 2027</w:t>
             </w:r>
           </w:p>
         </w:tc>
@@ -1291,7 +1357,19 @@
               <w:rPr>
                 <w:rFonts w:ascii="Inter" w:cs="Inter" w:eastAsia="Inter" w:hAnsi="Inter"/>
               </w:rPr>
-              <w:t xml:space="preserve">Bilan de la collecte solidaire organisée par les apprentis dans leurs magasins d’accueil pendant les quinze jours précédents (vitrine, affichage, animation), remise des dons à une association, puis échange sur le sens du 20 décembre, fête de l’abolition de l’esclavage, avec un intervenant culturel. Moment convivial de fin d’année.</w:t>
+              <w:t xml:space="preserve">Matin : Bilan de la collecte solidaire organisée par les apprentis dans leurs magasins d’accueil depuis le 1er décembre (vitrine, affichage, animation) ; remise des dons à une association.</w:t>
+            </w:r>
+          </w:p>
+          <w:p>
+            <w:pPr>
+              <w:spacing w:after="40"/>
+              <w:jc w:val="both"/>
+            </w:pPr>
+            <w:r>
+              <w:rPr>
+                <w:rFonts w:ascii="Inter" w:cs="Inter" w:eastAsia="Inter" w:hAnsi="Inter"/>
+              </w:rPr>
+              <w:t xml:space="preserve">Après-midi : Échange avec un intervenant culturel sur le sens du 20 décembre, fête de l’abolition de l’esclavage ; moment convivial de fin d’année.</w:t>
             </w:r>
           </w:p>
         </w:tc>

--- a/dossier-deets-apprentissage/word/16_Modalites_activites_culturelles_et_sportives.docx
+++ b/dossier-deets-apprentissage/word/16_Modalites_activites_culturelles_et_sportives.docx
@@ -455,7 +455,7 @@
               <w:rPr>
                 <w:rFonts w:ascii="Inter" w:cs="Inter" w:eastAsia="Inter" w:hAnsi="Inter"/>
               </w:rPr>
-              <w:t xml:space="preserve">Certification Qualiopi</w:t>
+              <w:t xml:space="preserve">Adresse administrative (courrier)</w:t>
             </w:r>
           </w:p>
         </w:tc>
@@ -473,13 +473,13 @@
           <w:p>
             <w:pPr>
               <w:spacing w:after="40"/>
-              <w:jc w:val="both"/>
-            </w:pPr>
-            <w:r>
-              <w:rPr>
-                <w:rFonts w:ascii="Inter" w:cs="Inter" w:eastAsia="Inter" w:hAnsi="Inter"/>
-              </w:rPr>
-              <w:t xml:space="preserve">n° 25FOR02027.1 (actions de formation). Extension à la catégorie « actions de formation par apprentissage » engagée : l’audit d’extension sera réalisé dès l’entrée en formation du premier apprenti (courriel de l’organisme certificateur du 14/10/2026).</w:t>
+              <w:jc w:val="left"/>
+            </w:pPr>
+            <w:r>
+              <w:rPr>
+                <w:rFonts w:ascii="Inter" w:cs="Inter" w:eastAsia="Inter" w:hAnsi="Inter"/>
+              </w:rPr>
+              <w:t xml:space="preserve">9 rue Françoise Châtelain, Bâtiment A, Entrée 1, Porte 0042, 97490 Saint-Denis</w:t>
             </w:r>
           </w:p>
         </w:tc>
@@ -507,7 +507,7 @@
               <w:rPr>
                 <w:rFonts w:ascii="Inter" w:cs="Inter" w:eastAsia="Inter" w:hAnsi="Inter"/>
               </w:rPr>
-              <w:t xml:space="preserve">Responsable</w:t>
+              <w:t xml:space="preserve">Certification Qualiopi</w:t>
             </w:r>
           </w:p>
         </w:tc>
@@ -524,13 +524,27 @@
           <w:p>
             <w:pPr>
               <w:spacing w:after="40"/>
-              <w:jc w:val="left"/>
-            </w:pPr>
-            <w:r>
-              <w:rPr>
-                <w:rFonts w:ascii="Inter" w:cs="Inter" w:eastAsia="Inter" w:hAnsi="Inter"/>
-              </w:rPr>
-              <w:t xml:space="preserve">Aurélien LUMEKA, Directeur — +262 693 32 24 45 — yebaformations@gmail.com</w:t>
+              <w:jc w:val="both"/>
+            </w:pPr>
+            <w:r>
+              <w:rPr>
+                <w:rFonts w:ascii="Inter" w:cs="Inter" w:eastAsia="Inter" w:hAnsi="Inter"/>
+              </w:rPr>
+              <w:t xml:space="preserve">n° 25FOR02027.1, délivrée par QUALITIA Certification, valable du 17/02/2026 au 16/02/2029. Catégories certifiées (art. L.6313-1 du Code du travail) : actions de formation, bilans de compétences, actions de validation des acquis de l’expérience et </w:t>
+            </w:r>
+            <w:r>
+              <w:rPr>
+                <w:rFonts w:ascii="Inter" w:cs="Inter" w:eastAsia="Inter" w:hAnsi="Inter"/>
+                <w:b/>
+                <w:bCs/>
+              </w:rPr>
+              <w:t xml:space="preserve">actions de formation par apprentissage</w:t>
+            </w:r>
+            <w:r>
+              <w:rPr>
+                <w:rFonts w:ascii="Inter" w:cs="Inter" w:eastAsia="Inter" w:hAnsi="Inter"/>
+              </w:rPr>
+              <w:t xml:space="preserve">.</w:t>
             </w:r>
           </w:p>
         </w:tc>
@@ -559,7 +573,7 @@
               <w:rPr>
                 <w:rFonts w:ascii="Inter" w:cs="Inter" w:eastAsia="Inter" w:hAnsi="Inter"/>
               </w:rPr>
-              <w:t xml:space="preserve">Version</w:t>
+              <w:t xml:space="preserve">Responsable</w:t>
             </w:r>
           </w:p>
         </w:tc>
@@ -583,7 +597,58 @@
               <w:rPr>
                 <w:rFonts w:ascii="Inter" w:cs="Inter" w:eastAsia="Inter" w:hAnsi="Inter"/>
               </w:rPr>
-              <w:t xml:space="preserve">Version 3 du 30/10/2026</w:t>
+              <w:t xml:space="preserve">Aurélien LUMEKA, Directeur — +262 693 32 24 45 — yebaformations@gmail.com</w:t>
+            </w:r>
+          </w:p>
+        </w:tc>
+      </w:tr>
+      <w:tr>
+        <w:trPr>
+          <w:cantSplit/>
+        </w:trPr>
+        <w:tc>
+          <w:tcPr>
+            <w:tcW w:type="dxa" w:w="2600"/>
+            <w:tcMar>
+              <w:top w:type="dxa" w:w="60"/>
+              <w:left w:type="dxa" w:w="90"/>
+              <w:bottom w:type="dxa" w:w="60"/>
+              <w:right w:type="dxa" w:w="90"/>
+            </w:tcMar>
+          </w:tcPr>
+          <w:p>
+            <w:pPr>
+              <w:spacing w:after="40"/>
+              <w:jc w:val="left"/>
+            </w:pPr>
+            <w:r>
+              <w:rPr>
+                <w:rFonts w:ascii="Inter" w:cs="Inter" w:eastAsia="Inter" w:hAnsi="Inter"/>
+              </w:rPr>
+              <w:t xml:space="preserve">Version</w:t>
+            </w:r>
+          </w:p>
+        </w:tc>
+        <w:tc>
+          <w:tcPr>
+            <w:tcW w:type="dxa" w:w="7038"/>
+            <w:tcMar>
+              <w:top w:type="dxa" w:w="60"/>
+              <w:left w:type="dxa" w:w="90"/>
+              <w:bottom w:type="dxa" w:w="60"/>
+              <w:right w:type="dxa" w:w="90"/>
+            </w:tcMar>
+          </w:tcPr>
+          <w:p>
+            <w:pPr>
+              <w:spacing w:after="40"/>
+              <w:jc w:val="left"/>
+            </w:pPr>
+            <w:r>
+              <w:rPr>
+                <w:rFonts w:ascii="Inter" w:cs="Inter" w:eastAsia="Inter" w:hAnsi="Inter"/>
+              </w:rPr>
+              <w:t xml:space="preserve">Version 4 du 30/10/2026</w:t>
             </w:r>
           </w:p>
         </w:tc>
@@ -642,7 +707,7 @@
         <w:rPr>
           <w:rFonts w:ascii="Inter" w:cs="Inter" w:eastAsia="Inter" w:hAnsi="Inter"/>
         </w:rPr>
-        <w:t xml:space="preserve"> : une journée par mois, un mardi, de 8 h à 12 h et de 13 h à 16 h, en dehors des semaines au CFA (programme complet en pièce n° 19). Elles ne réduisent donc pas les 420 heures de formation.</w:t>
+        <w:t xml:space="preserve"> : un mardi par mois, de 8 h à 12 h et de 13 h à 16 h, les autres mardis étant consacrés aux cours (programme complet en pièce n° 19). Ce sont des journées pédagogiques à part entière, rattachées aux compétences du titre.</w:t>
       </w:r>
     </w:p>
     <w:p>
@@ -1438,7 +1503,7 @@
         <w:rPr>
           <w:rFonts w:ascii="Inter" w:cs="Inter" w:eastAsia="Inter" w:hAnsi="Inter"/>
         </w:rPr>
-        <w:t xml:space="preserve"> : Aurélien LUMEKA. Le programme est présenté à la promotion dès la semaine d’intégration ; les </w:t>
+        <w:t xml:space="preserve"> : Aurélien LUMEKA. Le programme est présenté à la promotion dès les journées d’intégration ; les </w:t>
       </w:r>
       <w:r>
         <w:rPr>
